--- a/.docs/ru.1.2 concept. Onion enhanced.docx
+++ b/.docs/ru.1.2 concept. Onion enhanced.docx
@@ -39,13 +39,7 @@
         <w:rPr>
           <w:lang w:val="ru-RU"/>
         </w:rPr>
-        <w:t>В</w:t>
-      </w:r>
-      <w:r>
-        <w:rPr>
-          <w:lang w:val="ru-RU"/>
-        </w:rPr>
-        <w:t xml:space="preserve"> сущности, все современные архитектуры, отличающиеся от традиционной </w:t>
+        <w:t xml:space="preserve">В сущности, все современные архитектуры, отличающиеся от традиционной </w:t>
       </w:r>
       <w:r>
         <w:t>Data</w:t>
@@ -99,24 +93,18 @@
         <w:rPr>
           <w:lang w:val="ru-RU"/>
         </w:rPr>
+        <w:t>-архитектурам (</w:t>
+      </w:r>
+      <w:r>
+        <w:t>Domain</w:t>
+      </w:r>
+      <w:r>
+        <w:rPr>
+          <w:lang w:val="ru-RU"/>
+        </w:rPr>
         <w:t>-</w:t>
       </w:r>
       <w:r>
-        <w:rPr>
-          <w:lang w:val="ru-RU"/>
-        </w:rPr>
-        <w:t>архитектурам (</w:t>
-      </w:r>
-      <w:r>
-        <w:t>Domain</w:t>
-      </w:r>
-      <w:r>
-        <w:rPr>
-          <w:lang w:val="ru-RU"/>
-        </w:rPr>
-        <w:t>-</w:t>
-      </w:r>
-      <w:r>
         <w:t>Driven</w:t>
       </w:r>
       <w:r>
@@ -150,25 +138,7 @@
         <w:rPr>
           <w:lang w:val="ru-RU"/>
         </w:rPr>
-        <w:t>-</w:t>
-      </w:r>
-      <w:r>
-        <w:rPr>
-          <w:lang w:val="ru-RU"/>
-        </w:rPr>
-        <w:t>архитектуры, просто отмети</w:t>
-      </w:r>
-      <w:r>
-        <w:rPr>
-          <w:lang w:val="ru-RU"/>
-        </w:rPr>
-        <w:t>м</w:t>
-      </w:r>
-      <w:r>
-        <w:rPr>
-          <w:lang w:val="ru-RU"/>
-        </w:rPr>
-        <w:t xml:space="preserve"> что эти принципы позволяют значительно расширять канонические представления </w:t>
+        <w:t xml:space="preserve">-архитектуры, просто отметим что эти принципы позволяют значительно расширять канонические представления </w:t>
       </w:r>
       <w:r>
         <w:t>DDD</w:t>
@@ -177,13 +147,7 @@
         <w:rPr>
           <w:lang w:val="ru-RU"/>
         </w:rPr>
-        <w:t>-</w:t>
-      </w:r>
-      <w:r>
-        <w:rPr>
-          <w:lang w:val="ru-RU"/>
-        </w:rPr>
-        <w:t>архитектур.</w:t>
+        <w:t>-архитектур.</w:t>
       </w:r>
     </w:p>
     <w:p>
@@ -206,13 +170,7 @@
         <w:rPr>
           <w:lang w:val="ru-RU"/>
         </w:rPr>
-        <w:t>-</w:t>
-      </w:r>
-      <w:r>
-        <w:rPr>
-          <w:lang w:val="ru-RU"/>
-        </w:rPr>
-        <w:t xml:space="preserve">архитектур являются «чистая архитектура» и </w:t>
+        <w:t xml:space="preserve">-архитектур являются «чистая архитектура» и </w:t>
       </w:r>
       <w:r>
         <w:t>Onion</w:t>
@@ -221,13 +179,7 @@
         <w:rPr>
           <w:lang w:val="ru-RU"/>
         </w:rPr>
-        <w:t>-</w:t>
-      </w:r>
-      <w:r>
-        <w:rPr>
-          <w:lang w:val="ru-RU"/>
-        </w:rPr>
-        <w:t xml:space="preserve">архитектура, между которым многие архитекторы и исследователи (в том числе </w:t>
+        <w:t xml:space="preserve">-архитектура, между которым многие архитекторы и исследователи (в том числе </w:t>
       </w:r>
       <w:hyperlink r:id="rId6" w:history="1">
         <w:r>
@@ -345,13 +297,7 @@
         <w:rPr>
           <w:lang w:val="ru-RU"/>
         </w:rPr>
-        <w:t>)</w:t>
-      </w:r>
-      <w:r>
-        <w:rPr>
-          <w:lang w:val="ru-RU"/>
-        </w:rPr>
-        <w:t xml:space="preserve"> справедливо ставят знак равенства. Мы также согласны с этим, полагая что </w:t>
+        <w:t xml:space="preserve">) справедливо ставят знак равенства. Мы также согласны с этим, полагая что </w:t>
       </w:r>
       <w:r>
         <w:t>Onion</w:t>
@@ -369,25 +315,7 @@
         <w:rPr>
           <w:lang w:val="ru-RU"/>
         </w:rPr>
-        <w:t>-</w:t>
-      </w:r>
-      <w:r>
-        <w:rPr>
-          <w:lang w:val="ru-RU"/>
-        </w:rPr>
-        <w:t xml:space="preserve">представление «чистой архитектуры». Тем не менее, здесь и далее будем рассматривать </w:t>
-      </w:r>
-      <w:r>
-        <w:rPr>
-          <w:lang w:val="ru-RU"/>
-        </w:rPr>
-        <w:t xml:space="preserve">вариации </w:t>
-      </w:r>
-      <w:r>
-        <w:rPr>
-          <w:lang w:val="ru-RU"/>
-        </w:rPr>
-        <w:t xml:space="preserve">именно </w:t>
+        <w:t xml:space="preserve">-представление «чистой архитектуры». Тем не менее, здесь и далее будем рассматривать вариации именно </w:t>
       </w:r>
       <w:r>
         <w:t>Onion</w:t>
@@ -396,13 +324,7 @@
         <w:rPr>
           <w:lang w:val="ru-RU"/>
         </w:rPr>
-        <w:t>-</w:t>
-      </w:r>
-      <w:r>
-        <w:rPr>
-          <w:lang w:val="ru-RU"/>
-        </w:rPr>
-        <w:t>архитектуры.</w:t>
+        <w:t>-архитектуры.</w:t>
       </w:r>
     </w:p>
     <w:p>
@@ -425,13 +347,7 @@
         <w:rPr>
           <w:lang w:val="ru-RU"/>
         </w:rPr>
-        <w:t>-</w:t>
-      </w:r>
-      <w:r>
-        <w:rPr>
-          <w:lang w:val="ru-RU"/>
-        </w:rPr>
-        <w:t xml:space="preserve">архитектуры дал </w:t>
+        <w:t xml:space="preserve">-архитектуры дал </w:t>
       </w:r>
       <w:hyperlink r:id="rId7" w:history="1">
         <w:r>
@@ -439,14 +355,7 @@
             <w:rStyle w:val="ae"/>
             <w:lang w:val="ru-RU"/>
           </w:rPr>
-          <w:t xml:space="preserve">Джеффри Палермо в работе </w:t>
-        </w:r>
-        <w:r>
-          <w:rPr>
-            <w:rStyle w:val="ae"/>
-            <w:lang w:val="ru-RU"/>
-          </w:rPr>
-          <w:t>«</w:t>
+          <w:t xml:space="preserve">Джеффри Палермо в работе «</w:t>
         </w:r>
         <w:r>
           <w:rPr>
@@ -492,35 +401,9 @@
         <w:rPr>
           <w:lang w:val="ru-RU"/>
         </w:rPr>
-        <w:t xml:space="preserve"> в июле 2008 года.</w:t>
-      </w:r>
-      <w:r>
-        <w:rPr>
-          <w:lang w:val="ru-RU"/>
-        </w:rPr>
-        <w:t xml:space="preserve"> Его представление приведено на </w:t>
-      </w:r>
-      <w:r>
-        <w:rPr>
-          <w:lang w:val="ru-RU"/>
-        </w:rPr>
+        <w:t xml:space="preserve"> в июле 2008 года. Его представление приведено на </w:t>
         <w:fldChar w:fldCharType="begin"/>
-      </w:r>
-      <w:r>
-        <w:rPr>
-          <w:lang w:val="ru-RU"/>
-        </w:rPr>
         <w:instrText xml:space="preserve"> REF _Ref229295760 \h </w:instrText>
-      </w:r>
-      <w:r>
-        <w:rPr>
-          <w:lang w:val="ru-RU"/>
-        </w:rPr>
-      </w:r>
-      <w:r>
-        <w:rPr>
-          <w:lang w:val="ru-RU"/>
-        </w:rPr>
         <w:fldChar w:fldCharType="separate"/>
       </w:r>
       <w:r>
@@ -544,34 +427,9 @@
           <w:lang w:val="ru-RU"/>
         </w:rPr>
         <w:fldChar w:fldCharType="end"/>
-      </w:r>
-      <w:r>
-        <w:rPr>
-          <w:lang w:val="ru-RU"/>
-        </w:rPr>
         <w:t xml:space="preserve">, а справа на </w:t>
-      </w:r>
-      <w:r>
-        <w:rPr>
-          <w:lang w:val="ru-RU"/>
-        </w:rPr>
         <w:fldChar w:fldCharType="begin"/>
-      </w:r>
-      <w:r>
-        <w:rPr>
-          <w:lang w:val="ru-RU"/>
-        </w:rPr>
         <w:instrText xml:space="preserve"> REF _Ref229299962 \h </w:instrText>
-      </w:r>
-      <w:r>
-        <w:rPr>
-          <w:lang w:val="ru-RU"/>
-        </w:rPr>
-      </w:r>
-      <w:r>
-        <w:rPr>
-          <w:lang w:val="ru-RU"/>
-        </w:rPr>
         <w:fldChar w:fldCharType="separate"/>
       </w:r>
       <w:r>
@@ -595,11 +453,6 @@
           <w:lang w:val="ru-RU"/>
         </w:rPr>
         <w:fldChar w:fldCharType="end"/>
-      </w:r>
-      <w:r>
-        <w:rPr>
-          <w:lang w:val="ru-RU"/>
-        </w:rPr>
         <w:t xml:space="preserve"> – представление </w:t>
       </w:r>
       <w:r>
@@ -793,13 +646,7 @@
               <w:rPr>
                 <w:lang w:val="ru-RU"/>
               </w:rPr>
-              <w:t xml:space="preserve">. </w:t>
-            </w:r>
-            <w:r>
-              <w:rPr>
-                <w:lang w:val="ru-RU"/>
-              </w:rPr>
-              <w:t xml:space="preserve">Каноническое представление </w:t>
+              <w:t xml:space="preserve">. Каноническое представление </w:t>
             </w:r>
             <w:r>
               <w:t>Onion</w:t>
@@ -808,13 +655,7 @@
               <w:rPr>
                 <w:lang w:val="ru-RU"/>
               </w:rPr>
-              <w:t xml:space="preserve">-архитектуры </w:t>
-            </w:r>
-            <w:r>
-              <w:rPr>
-                <w:lang w:val="ru-RU"/>
-              </w:rPr>
-              <w:t>по Дж. Палермо</w:t>
+              <w:t xml:space="preserve">-архитектуры по Дж. Палермо</w:t>
             </w:r>
             <w:r>
               <w:t>.</w:t>
@@ -914,36 +755,15 @@
             </w:pPr>
             <w:bookmarkStart w:id="2" w:name="_Ref229299962"/>
             <w:r>
-              <w:t>Fig</w:t>
-            </w:r>
-            <w:r>
-              <w:t xml:space="preserve">. </w:t>
-            </w:r>
-            <w:r>
+              <w:t xml:space="preserve">Fig. </w:t>
               <w:fldChar w:fldCharType="begin"/>
-            </w:r>
-            <w:r>
               <w:instrText xml:space="preserve"> </w:instrText>
-            </w:r>
-            <w:r>
               <w:instrText>SEQ</w:instrText>
-            </w:r>
-            <w:r>
               <w:instrText xml:space="preserve"> </w:instrText>
-            </w:r>
-            <w:r>
               <w:instrText>Fig</w:instrText>
-            </w:r>
-            <w:r>
               <w:instrText xml:space="preserve">. \* </w:instrText>
-            </w:r>
-            <w:r>
               <w:instrText>ARABIC</w:instrText>
-            </w:r>
-            <w:r>
               <w:instrText xml:space="preserve"> </w:instrText>
-            </w:r>
-            <w:r>
               <w:fldChar w:fldCharType="separate"/>
             </w:r>
             <w:r>
@@ -967,32 +787,13 @@
                 <w:noProof/>
                 <w:lang w:val="ru-RU"/>
               </w:rPr>
-              <w:t>П</w:t>
-            </w:r>
-            <w:r>
-              <w:rPr>
-                <w:noProof/>
-                <w:lang w:val="ru-RU"/>
-              </w:rPr>
-              <w:t>редставление</w:t>
+              <w:t>Представление</w:t>
             </w:r>
             <w:r>
               <w:rPr>
                 <w:noProof/>
               </w:rPr>
-              <w:t xml:space="preserve"> </w:t>
-            </w:r>
-            <w:r>
-              <w:rPr>
-                <w:noProof/>
-              </w:rPr>
-              <w:t>Onion</w:t>
-            </w:r>
-            <w:r>
-              <w:rPr>
-                <w:noProof/>
-              </w:rPr>
-              <w:t>-</w:t>
+              <w:t xml:space="preserve"> Onion-</w:t>
             </w:r>
             <w:r>
               <w:rPr>
@@ -1015,10 +816,7 @@
               <w:t>по</w:t>
             </w:r>
             <w:r>
-              <w:t xml:space="preserve"> </w:t>
-            </w:r>
-            <w:r>
-              <w:t>Microsoft Developer Division.</w:t>
+              <w:t xml:space="preserve"> Microsoft Developer Division.</w:t>
             </w:r>
           </w:p>
         </w:tc>
@@ -1040,13 +838,7 @@
         <w:rPr>
           <w:lang w:val="ru-RU"/>
         </w:rPr>
-        <w:t>Сравнивая эти два представлени</w:t>
-      </w:r>
-      <w:r>
-        <w:rPr>
-          <w:lang w:val="ru-RU"/>
-        </w:rPr>
-        <w:t>я, а также другие, не показанные здесь, мы должны отметить ряд важных обстоятельств:</w:t>
+        <w:t>Сравнивая эти два представления, а также другие, не показанные здесь, мы должны отметить ряд важных обстоятельств:</w:t>
       </w:r>
     </w:p>
     <w:p>
@@ -1058,15 +850,86 @@
         </w:rPr>
       </w:pPr>
       <w:r>
-        <w:t xml:space="preserve">Дж. Палермо в своем первом базовом представлении не выделяет </w:t>
-      </w:r>
-      <w:r>
-        <w:t>доменный слой и слой приложения, ограничиваясь выделением слоя ядра приложения. Тем не менее, из контекста очевидно:</w:t>
-      </w:r>
-      <w:r>
+        <w:t xml:space="preserve">Дж. Палермо в своем первом базовом представлении не выделяет доменный слой и слой приложения, ограничиваясь выделением слоя ядра приложения. Тем не менее, из контекста очевидно: </w:t>
+        <w:br/>
+      </w:r>
+      <w:r>
+        <w:rPr>
+          <w:rStyle w:val="a7"/>
+        </w:rPr>
+        <w:t>Domain</w:t>
+      </w:r>
+      <w:r>
+        <w:rPr>
+          <w:rStyle w:val="a7"/>
+          <w:lang w:val="ru-RU"/>
+        </w:rPr>
         <w:t xml:space="preserve"> </w:t>
       </w:r>
       <w:r>
+        <w:rPr>
+          <w:rStyle w:val="a7"/>
+        </w:rPr>
+        <w:t>Model</w:t>
+      </w:r>
+      <w:r>
+        <w:rPr>
+          <w:rStyle w:val="a7"/>
+          <w:lang w:val="ru-RU"/>
+        </w:rPr>
+        <w:t xml:space="preserve"> + </w:t>
+      </w:r>
+      <w:r>
+        <w:rPr>
+          <w:rStyle w:val="a7"/>
+        </w:rPr>
+        <w:t>Domain</w:t>
+      </w:r>
+      <w:r>
+        <w:rPr>
+          <w:rStyle w:val="a7"/>
+          <w:lang w:val="ru-RU"/>
+        </w:rPr>
+        <w:t xml:space="preserve"> </w:t>
+      </w:r>
+      <w:r>
+        <w:rPr>
+          <w:rStyle w:val="a7"/>
+        </w:rPr>
+        <w:t>Service</w:t>
+      </w:r>
+      <w:r>
+        <w:rPr>
+          <w:rStyle w:val="a7"/>
+          <w:lang w:val="ru-RU"/>
+        </w:rPr>
+        <w:t xml:space="preserve"> -&gt; </w:t>
+      </w:r>
+      <w:r>
+        <w:rPr>
+          <w:rStyle w:val="a7"/>
+        </w:rPr>
+        <w:t>Domain</w:t>
+      </w:r>
+      <w:r>
+        <w:rPr>
+          <w:rStyle w:val="a7"/>
+          <w:lang w:val="ru-RU"/>
+        </w:rPr>
+        <w:t xml:space="preserve"> </w:t>
+      </w:r>
+      <w:r>
+        <w:rPr>
+          <w:rStyle w:val="a7"/>
+        </w:rPr>
+        <w:t>Layer</w:t>
+      </w:r>
+      <w:r>
+        <w:rPr>
+          <w:rStyle w:val="a7"/>
+          <w:lang w:val="ru-RU"/>
+        </w:rPr>
+        <w:t xml:space="preserve"> (неявно)</w:t>
         <w:br/>
       </w:r>
       <w:r>
@@ -1086,7 +949,7 @@
         <w:rPr>
           <w:rStyle w:val="a7"/>
         </w:rPr>
-        <w:t>Model</w:t>
+        <w:t>Layer</w:t>
       </w:r>
       <w:r>
         <w:rPr>
@@ -1099,7 +962,7 @@
         <w:rPr>
           <w:rStyle w:val="a7"/>
         </w:rPr>
-        <w:t>Domain</w:t>
+        <w:t>Application</w:t>
       </w:r>
       <w:r>
         <w:rPr>
@@ -1125,7 +988,7 @@
         <w:rPr>
           <w:rStyle w:val="a7"/>
         </w:rPr>
-        <w:t>Domain</w:t>
+        <w:t>Application</w:t>
       </w:r>
       <w:r>
         <w:rPr>
@@ -1138,6 +1001,98 @@
         <w:rPr>
           <w:rStyle w:val="a7"/>
         </w:rPr>
+        <w:t>Core</w:t>
+      </w:r>
+      <w:r>
+        <w:rPr>
+          <w:rStyle w:val="a7"/>
+          <w:lang w:val="ru-RU"/>
+        </w:rPr>
+        <w:t xml:space="preserve"> (явно)</w:t>
+        <w:br/>
+      </w:r>
+      <w:r>
+        <w:rPr>
+          <w:rStyle w:val="a7"/>
+        </w:rPr>
+        <w:t>Application</w:t>
+      </w:r>
+      <w:r>
+        <w:rPr>
+          <w:rStyle w:val="a7"/>
+          <w:lang w:val="ru-RU"/>
+        </w:rPr>
+        <w:t xml:space="preserve"> </w:t>
+      </w:r>
+      <w:r>
+        <w:rPr>
+          <w:rStyle w:val="a7"/>
+        </w:rPr>
+        <w:t>Core</w:t>
+      </w:r>
+      <w:r>
+        <w:rPr>
+          <w:rStyle w:val="a7"/>
+          <w:lang w:val="ru-RU"/>
+        </w:rPr>
+        <w:t xml:space="preserve"> + </w:t>
+      </w:r>
+      <w:r>
+        <w:rPr>
+          <w:rStyle w:val="a7"/>
+        </w:rPr>
+        <w:t>Infrastructure</w:t>
+      </w:r>
+      <w:r>
+        <w:rPr>
+          <w:rStyle w:val="a7"/>
+          <w:lang w:val="ru-RU"/>
+        </w:rPr>
+        <w:t xml:space="preserve">, </w:t>
+      </w:r>
+      <w:r>
+        <w:rPr>
+          <w:rStyle w:val="a7"/>
+        </w:rPr>
+        <w:t>UI</w:t>
+      </w:r>
+      <w:r>
+        <w:rPr>
+          <w:rStyle w:val="a7"/>
+          <w:lang w:val="ru-RU"/>
+        </w:rPr>
+        <w:t xml:space="preserve">, </w:t>
+      </w:r>
+      <w:r>
+        <w:rPr>
+          <w:rStyle w:val="a7"/>
+        </w:rPr>
+        <w:t>Tests</w:t>
+      </w:r>
+      <w:r>
+        <w:rPr>
+          <w:rStyle w:val="a7"/>
+          <w:lang w:val="ru-RU"/>
+        </w:rPr>
+        <w:t xml:space="preserve"> -&gt; </w:t>
+      </w:r>
+      <w:r>
+        <w:rPr>
+          <w:rStyle w:val="a7"/>
+        </w:rPr>
+        <w:t>Application</w:t>
+      </w:r>
+      <w:r>
+        <w:rPr>
+          <w:rStyle w:val="a7"/>
+          <w:lang w:val="ru-RU"/>
+        </w:rPr>
+        <w:t xml:space="preserve"> </w:t>
+      </w:r>
+      <w:r>
+        <w:rPr>
+          <w:rStyle w:val="a7"/>
+        </w:rPr>
         <w:t>Layer</w:t>
       </w:r>
       <w:r>
@@ -1145,203 +1100,7 @@
           <w:rStyle w:val="a7"/>
           <w:lang w:val="ru-RU"/>
         </w:rPr>
-        <w:t xml:space="preserve"> (неявно)</w:t>
-      </w:r>
-      <w:r>
-        <w:rPr>
-          <w:rStyle w:val="a7"/>
-          <w:lang w:val="ru-RU"/>
-        </w:rPr>
-        <w:br/>
-      </w:r>
-      <w:r>
-        <w:rPr>
-          <w:rStyle w:val="a7"/>
-        </w:rPr>
-        <w:t>Domain</w:t>
-      </w:r>
-      <w:r>
-        <w:rPr>
-          <w:rStyle w:val="a7"/>
-          <w:lang w:val="ru-RU"/>
-        </w:rPr>
-        <w:t xml:space="preserve"> </w:t>
-      </w:r>
-      <w:r>
-        <w:rPr>
-          <w:rStyle w:val="a7"/>
-        </w:rPr>
-        <w:t>Layer</w:t>
-      </w:r>
-      <w:r>
-        <w:rPr>
-          <w:rStyle w:val="a7"/>
-          <w:lang w:val="ru-RU"/>
-        </w:rPr>
-        <w:t xml:space="preserve"> + </w:t>
-      </w:r>
-      <w:r>
-        <w:rPr>
-          <w:rStyle w:val="a7"/>
-        </w:rPr>
-        <w:t>App</w:t>
-      </w:r>
-      <w:r>
-        <w:rPr>
-          <w:rStyle w:val="a7"/>
-        </w:rPr>
-        <w:t>lication</w:t>
-      </w:r>
-      <w:r>
-        <w:rPr>
-          <w:rStyle w:val="a7"/>
-          <w:lang w:val="ru-RU"/>
-        </w:rPr>
-        <w:t xml:space="preserve"> </w:t>
-      </w:r>
-      <w:r>
-        <w:rPr>
-          <w:rStyle w:val="a7"/>
-        </w:rPr>
-        <w:t>Service</w:t>
-      </w:r>
-      <w:r>
-        <w:rPr>
-          <w:rStyle w:val="a7"/>
-          <w:lang w:val="ru-RU"/>
-        </w:rPr>
-        <w:t xml:space="preserve"> -&gt; </w:t>
-      </w:r>
-      <w:r>
-        <w:rPr>
-          <w:rStyle w:val="a7"/>
-        </w:rPr>
-        <w:t>Application</w:t>
-      </w:r>
-      <w:r>
-        <w:rPr>
-          <w:rStyle w:val="a7"/>
-          <w:lang w:val="ru-RU"/>
-        </w:rPr>
-        <w:t xml:space="preserve"> </w:t>
-      </w:r>
-      <w:r>
-        <w:rPr>
-          <w:rStyle w:val="a7"/>
-        </w:rPr>
-        <w:t>Core</w:t>
-      </w:r>
-      <w:r>
-        <w:rPr>
-          <w:rStyle w:val="a7"/>
-          <w:lang w:val="ru-RU"/>
-        </w:rPr>
-        <w:t xml:space="preserve"> (явно)</w:t>
-      </w:r>
-      <w:r>
-        <w:rPr>
-          <w:rStyle w:val="a7"/>
-          <w:lang w:val="ru-RU"/>
-        </w:rPr>
-        <w:br/>
-      </w:r>
-      <w:r>
-        <w:rPr>
-          <w:rStyle w:val="a7"/>
-        </w:rPr>
-        <w:t>Application</w:t>
-      </w:r>
-      <w:r>
-        <w:rPr>
-          <w:rStyle w:val="a7"/>
-          <w:lang w:val="ru-RU"/>
-        </w:rPr>
-        <w:t xml:space="preserve"> </w:t>
-      </w:r>
-      <w:r>
-        <w:rPr>
-          <w:rStyle w:val="a7"/>
-        </w:rPr>
-        <w:t>Core</w:t>
-      </w:r>
-      <w:r>
-        <w:rPr>
-          <w:rStyle w:val="a7"/>
-          <w:lang w:val="ru-RU"/>
-        </w:rPr>
-        <w:t xml:space="preserve"> + </w:t>
-      </w:r>
-      <w:r>
-        <w:rPr>
-          <w:rStyle w:val="a7"/>
-        </w:rPr>
-        <w:t>Infrastructure</w:t>
-      </w:r>
-      <w:r>
-        <w:rPr>
-          <w:rStyle w:val="a7"/>
-          <w:lang w:val="ru-RU"/>
-        </w:rPr>
-        <w:t xml:space="preserve">, </w:t>
-      </w:r>
-      <w:r>
-        <w:rPr>
-          <w:rStyle w:val="a7"/>
-        </w:rPr>
-        <w:t>UI</w:t>
-      </w:r>
-      <w:r>
-        <w:rPr>
-          <w:rStyle w:val="a7"/>
-          <w:lang w:val="ru-RU"/>
-        </w:rPr>
-        <w:t xml:space="preserve">, </w:t>
-      </w:r>
-      <w:r>
-        <w:rPr>
-          <w:rStyle w:val="a7"/>
-        </w:rPr>
-        <w:t>Tests</w:t>
-      </w:r>
-      <w:r>
-        <w:rPr>
-          <w:rStyle w:val="a7"/>
-          <w:lang w:val="ru-RU"/>
-        </w:rPr>
-        <w:t xml:space="preserve"> -&gt; </w:t>
-      </w:r>
-      <w:r>
-        <w:rPr>
-          <w:rStyle w:val="a7"/>
-        </w:rPr>
-        <w:t>Application</w:t>
-      </w:r>
-      <w:r>
-        <w:rPr>
-          <w:rStyle w:val="a7"/>
-          <w:lang w:val="ru-RU"/>
-        </w:rPr>
-        <w:t xml:space="preserve"> </w:t>
-      </w:r>
-      <w:r>
-        <w:rPr>
-          <w:rStyle w:val="a7"/>
-        </w:rPr>
-        <w:t>Layer</w:t>
-      </w:r>
-      <w:r>
-        <w:rPr>
-          <w:rStyle w:val="a7"/>
-          <w:lang w:val="ru-RU"/>
-        </w:rPr>
-        <w:t xml:space="preserve"> (неявно)</w:t>
-      </w:r>
-      <w:r>
-        <w:rPr>
-          <w:rStyle w:val="a7"/>
-          <w:lang w:val="ru-RU"/>
-        </w:rPr>
-        <w:t>.</w:t>
+        <w:t xml:space="preserve"> (неявно).</w:t>
       </w:r>
     </w:p>
     <w:p>
@@ -1349,55 +1108,7 @@
         <w:pStyle w:val="a9"/>
       </w:pPr>
       <w:r>
-        <w:t>Microsoft</w:t>
-      </w:r>
-      <w:r>
-        <w:t xml:space="preserve"> </w:t>
-      </w:r>
-      <w:r>
-        <w:t>Developer</w:t>
-      </w:r>
-      <w:r>
-        <w:t xml:space="preserve"> </w:t>
-      </w:r>
-      <w:r>
-        <w:t>Division</w:t>
-      </w:r>
-      <w:r>
-        <w:t xml:space="preserve"> не делает даже этого</w:t>
-      </w:r>
-      <w:r>
-        <w:t xml:space="preserve">, именуя </w:t>
-      </w:r>
-      <w:r>
-        <w:t>Domain</w:t>
-      </w:r>
-      <w:r>
-        <w:t xml:space="preserve"> </w:t>
-      </w:r>
-      <w:r>
-        <w:t>Model</w:t>
-      </w:r>
-      <w:r>
-        <w:t xml:space="preserve"> </w:t>
-      </w:r>
-      <w:r>
-        <w:t>Level</w:t>
-      </w:r>
-      <w:r>
-        <w:t xml:space="preserve">, как </w:t>
-      </w:r>
-      <w:r>
-        <w:t>Interfaces</w:t>
-      </w:r>
-      <w:r>
-        <w:t xml:space="preserve"> </w:t>
-      </w:r>
-      <w:r>
-        <w:t>Entities</w:t>
-      </w:r>
-      <w:r>
-        <w:t>, что верно по сути, но неверно по форме.</w:t>
+        <w:t xml:space="preserve">Microsoft Developer Division не делает даже этого, именуя Domain Model Level, как Interfaces Entities, что верно по сути, но неверно по форме.</w:t>
       </w:r>
     </w:p>
     <w:p>
@@ -1405,25 +1116,7 @@
         <w:pStyle w:val="a9"/>
       </w:pPr>
       <w:r>
-        <w:t>Мало кто из архитекторов (</w:t>
-      </w:r>
-      <w:r>
-        <w:t xml:space="preserve">из представленных здесь - никто) выделяет глубинный слой, лежащий в центре всей архитектуры. </w:t>
-      </w:r>
-      <w:r>
-        <w:t>Как правило, этот элемент остается слабо формализованным</w:t>
-      </w:r>
-      <w:r>
-        <w:t>, не рассматриваемым в качестве самостоятельной архитектурной</w:t>
-      </w:r>
-      <w:r>
-        <w:t xml:space="preserve"> сущност</w:t>
-      </w:r>
-      <w:r>
-        <w:t xml:space="preserve">и. </w:t>
-      </w:r>
-      <w:r>
-        <w:t>Иногда его называют Domain Core, встречалось наименование Kernel Shared.</w:t>
+        <w:t xml:space="preserve">Мало кто из архитекторов (из представленных здесь - никто) выделяет глубинный слой, лежащий в центре всей архитектуры. Как правило, этот элемент остается слабо формализованным, не рассматриваемым в качестве самостоятельной архитектурной сущности. Иногда его называют Domain Core, встречалось наименование Kernel Shared.</w:t>
       </w:r>
     </w:p>
     <w:p>
@@ -1603,7 +1296,7 @@
                 <v:stroke joinstyle="miter"/>
                 <v:path gradientshapeok="t" o:connecttype="rect"/>
               </v:shapetype>
-              <v:shape id="Надпись 4" o:spid="_x0000_s1026" type="#_x0000_t202" style="position:absolute;left:0;text-align:left;margin-left:260.5pt;margin-top:231.3pt;width:226.8pt;height:36.85pt;z-index:251666432;visibility:visible;mso-wrap-style:square;mso-height-percent:0;mso-wrap-distance-left:9pt;mso-wrap-distance-top:0;mso-wrap-distance-right:9pt;mso-wrap-distance-bottom:0;mso-position-horizontal:absolute;mso-position-horizontal-relative:text;mso-position-vertical:absolute;mso-position-vertical-relative:text;mso-height-percent:0;mso-height-relative:margin;v-text-anchor:top" o:gfxdata="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" stroked="f">
+              <v:shape id="Надпись 4" o:spid="_x0000_s1026" type="#_x0000_t202" style="position:absolute;left:0;text-align:left;margin-left:260.5pt;margin-top:231.3pt;width:226.8pt;height:36.85pt;z-index:251666432;visibility:visible;mso-wrap-style:square;mso-height-percent:0;mso-wrap-distance-left:9pt;mso-wrap-distance-top:0;mso-wrap-distance-right:9pt;mso-wrap-distance-bottom:0;mso-position-horizontal:absolute;mso-position-horizontal-relative:text;mso-position-vertical:absolute;mso-position-vertical-relative:text;mso-height-percent:0;mso-height-relative:margin;v-text-anchor:top" o:gfxdata="UEsDBBQABgAIAAAAIQC2gziS/gAAAOEBAAATAAAAW0NvbnRlbnRfVHlwZXNdLnhtbJSRQU7DMBBF 90jcwfIWJU67QAgl6YK0S0CoHGBkTxKLZGx5TGhvj5O2G0SRWNoz/78nu9wcxkFMGNg6quQqL6RA 0s5Y6ir5vt9lD1JwBDIwOMJKHpHlpr69KfdHjyxSmriSfYz+USnWPY7AufNIadK6MEJMx9ApD/oD OlTrorhX2lFEilmcO2RdNtjC5xDF9pCuTyYBB5bi6bQ4syoJ3g9WQ0ymaiLzg5KdCXlKLjvcW893 SUOqXwnz5DrgnHtJTxOsQfEKIT7DmDSUCaxw7Rqn8787ZsmRM9e2VmPeBN4uqYvTtW7jvijg9N/y JsXecLq0q+WD6m8AAAD//wMAUEsDBBQABgAIAAAAIQA4/SH/1gAAAJQBAAALAAAAX3JlbHMvLnJl bHOkkMFqwzAMhu+DvYPRfXGawxijTi+j0GvpHsDYimMaW0Yy2fr2M4PBMnrbUb/Q94l/f/hMi1qR JVI2sOt6UJgd+ZiDgffL8ekFlFSbvV0oo4EbChzGx4f9GRdb25HMsYhqlCwG5lrLq9biZkxWOiqY 22YiTra2kYMu1l1tQD30/bPm3wwYN0x18gb45AdQl1tp5j/sFB2T0FQ7R0nTNEV3j6o9feQzro1i OWA14Fm+Q8a1a8+Bvu/d/dMb2JY5uiPbhG/ktn4cqGU/er3pcvwCAAD//wMAUEsDBBQABgAIAAAA IQDOU9+FTAIAAHQEAAAOAAAAZHJzL2Uyb0RvYy54bWysVM2O0zAQviPxDpbvNGmpqqpquipdFSFV uyt10Z5dx2ksOR5ju03KjTuvwDtw4MCNV+i+EWMn6cLCCXFxxjPj+fm+mcyvmkqRo7BOgs7ocJBS IjSHXOp9Rt/fr19NKXGe6Zwp0CKjJ+Ho1eLli3ltZmIEJahcWIJBtJvVJqOl92aWJI6XomJuAEZo NBZgK+bxavdJblmN0SuVjNJ0ktRgc2OBC+dQe90a6SLGLwrB/W1ROOGJyijW5uNp47kLZ7KYs9ne MlNK3pXB/qGKikmNSS+hrpln5GDlH6EqyS04KPyAQ5VAUUguYg/YzTB91s22ZEbEXhAcZy4wuf8X lt8c7yyReUbHlGhWIUXnL+ev52/nH+fvj58eP5NxwKg2boauW4POvnkDDXLd6x0qQ+tNYavwxaYI 2hHt0wVh0XjCUTmaTtPXEzRxtI0n0zSNFCRPr411/q2AigQhoxYZjMCy48Z5rARde5eQzIGS+Voq FS7BsFKWHBmyXZfSi1AjvvjNS+ngqyG8as2tRsRx6bKEhtvGguSbXdOhsIP8hCBYaEfJGb6WmHbD nL9jFmcHm8N98Ld4FArqjEInUVKC/fg3ffBHStFKSY2zmFH34cCsoES900h2GNxesL2w6wV9qFaA DQ9x0wyPIj6wXvViYaF6wDVZhixoYppjroz6Xlz5diNwzbhYLqMTjqdhfqO3hofQPbz3zQOzpiPH I6030E8pmz3jqPVtwV4ePBQyEhgAbVFEbsIFRzuy1K1h2J1f79Hr6Wex+AkAAP//AwBQSwMEFAAG AAgAAAAhAKnqH5jhAAAACwEAAA8AAABkcnMvZG93bnJldi54bWxMj8FOwzAQRO9I/IO1SFwQdZoW AyFOBS3c4NBS9byNTRIRr6PYadK/ZznBbUczmn2TrybXipPtQ+NJw3yWgLBUetNQpWH/+Xb7ACJE JIOtJ6vhbAOsisuLHDPjR9ra0y5WgksoZKihjrHLpAxlbR2Gme8ssffle4eRZV9J0+PI5a6VaZIo 6bAh/lBjZ9e1Lb93g9OgNv0wbml9s9m/vuNHV6WHl/NB6+ur6fkJRLRT/AvDLz6jQ8FMRz+QCaLV cJfOeUvUsFSpAsGJx/slH0e2FmoBssjl/w3FDwAAAP//AwBQSwECLQAUAAYACAAAACEAtoM4kv4A AADhAQAAEwAAAAAAAAAAAAAAAAAAAAAAW0NvbnRlbnRfVHlwZXNdLnhtbFBLAQItABQABgAIAAAA IQA4/SH/1gAAAJQBAAALAAAAAAAAAAAAAAAAAC8BAABfcmVscy8ucmVsc1BLAQItABQABgAIAAAA IQDOU9+FTAIAAHQEAAAOAAAAAAAAAAAAAAAAAC4CAABkcnMvZTJvRG9jLnhtbFBLAQItABQABgAI AAAAIQCp6h+Y4QAAAAsBAAAPAAAAAAAAAAAAAAAAAKYEAABkcnMvZG93bnJldi54bWxQSwUGAAAA AAQABADzAAAAtAUAAAAA " stroked="f">
                 <v:textbox inset="0,0,0,0">
                   <w:txbxContent>
                     <w:p>
@@ -1702,11 +1395,6 @@
             </w:pict>
           </mc:Fallback>
         </mc:AlternateContent>
-      </w:r>
-      <w:r>
-        <w:rPr>
-          <w:noProof/>
-        </w:rPr>
         <w:pict>
           <v:shapetype id="_x0000_t75" coordsize="21600,21600" o:spt="75" o:preferrelative="t" path="m@4@5l@4@11@9@11@9@5xe" filled="f" stroked="f">
             <v:stroke joinstyle="miter"/>
@@ -1737,280 +1425,201 @@
         <w:rPr>
           <w:lang w:val="ru-RU" w:eastAsia="ru-RU"/>
         </w:rPr>
-        <w:t xml:space="preserve">Обобщенное </w:t>
+        <w:t xml:space="preserve">Обобщенное полное базовое представление </w:t>
+      </w:r>
+      <w:r>
+        <w:rPr>
+          <w:lang w:eastAsia="ru-RU"/>
+        </w:rPr>
+        <w:t>Onion</w:t>
       </w:r>
       <w:r>
         <w:rPr>
           <w:lang w:val="ru-RU" w:eastAsia="ru-RU"/>
         </w:rPr>
-        <w:t xml:space="preserve">полное базовое </w:t>
+        <w:t xml:space="preserve">-архитектуры приведено ниже на </w:t>
+        <w:fldChar w:fldCharType="begin"/>
+        <w:instrText xml:space="preserve"> REF _Ref229405995 \h </w:instrText>
+        <w:fldChar w:fldCharType="separate"/>
+      </w:r>
+      <w:r>
+        <w:t>Fig</w:t>
+      </w:r>
+      <w:r>
+        <w:rPr>
+          <w:lang w:val="ru-RU"/>
+        </w:rPr>
+        <w:t xml:space="preserve">. </w:t>
+      </w:r>
+      <w:r>
+        <w:rPr>
+          <w:noProof/>
+          <w:lang w:val="ru-RU"/>
+        </w:rPr>
+        <w:t>3</w:t>
       </w:r>
       <w:r>
         <w:rPr>
           <w:lang w:val="ru-RU" w:eastAsia="ru-RU"/>
         </w:rPr>
-        <w:t xml:space="preserve">представление </w:t>
+        <w:fldChar w:fldCharType="end"/>
+        <w:t xml:space="preserve">. Выделено три слоя: </w:t>
       </w:r>
       <w:r>
         <w:rPr>
           <w:lang w:eastAsia="ru-RU"/>
         </w:rPr>
-        <w:t>Onion</w:t>
+        <w:t>Domain</w:t>
       </w:r>
       <w:r>
         <w:rPr>
           <w:lang w:val="ru-RU" w:eastAsia="ru-RU"/>
         </w:rPr>
-        <w:t>-</w:t>
+        <w:t xml:space="preserve"> </w:t>
+      </w:r>
+      <w:r>
+        <w:rPr>
+          <w:lang w:eastAsia="ru-RU"/>
+        </w:rPr>
+        <w:t>Layer</w:t>
       </w:r>
       <w:r>
         <w:rPr>
           <w:lang w:val="ru-RU" w:eastAsia="ru-RU"/>
         </w:rPr>
-        <w:t>архитектуры приведено</w:t>
+        <w:t xml:space="preserve">, </w:t>
+      </w:r>
+      <w:r>
+        <w:rPr>
+          <w:lang w:eastAsia="ru-RU"/>
+        </w:rPr>
+        <w:t>Application</w:t>
       </w:r>
       <w:r>
         <w:rPr>
           <w:lang w:val="ru-RU" w:eastAsia="ru-RU"/>
         </w:rPr>
-        <w:t xml:space="preserve"> ниже</w:t>
+        <w:t xml:space="preserve"> </w:t>
+      </w:r>
+      <w:r>
+        <w:rPr>
+          <w:lang w:eastAsia="ru-RU"/>
+        </w:rPr>
+        <w:t>Core</w:t>
       </w:r>
       <w:r>
         <w:rPr>
           <w:lang w:val="ru-RU" w:eastAsia="ru-RU"/>
         </w:rPr>
-        <w:t xml:space="preserve"> на </w:t>
+        <w:t xml:space="preserve"> </w:t>
+      </w:r>
+      <w:r>
+        <w:rPr>
+          <w:lang w:eastAsia="ru-RU"/>
+        </w:rPr>
+        <w:t>Layer</w:t>
       </w:r>
       <w:r>
         <w:rPr>
           <w:lang w:val="ru-RU" w:eastAsia="ru-RU"/>
         </w:rPr>
-        <w:fldChar w:fldCharType="begin"/>
+        <w:t xml:space="preserve">, </w:t>
+      </w:r>
+      <w:r>
+        <w:rPr>
+          <w:lang w:eastAsia="ru-RU"/>
+        </w:rPr>
+        <w:t>Application</w:t>
       </w:r>
       <w:r>
         <w:rPr>
           <w:lang w:val="ru-RU" w:eastAsia="ru-RU"/>
         </w:rPr>
-        <w:instrText xml:space="preserve"> REF _Ref229405995 \h </w:instrText>
+        <w:t xml:space="preserve"> </w:t>
+      </w:r>
+      <w:r>
+        <w:rPr>
+          <w:lang w:eastAsia="ru-RU"/>
+        </w:rPr>
+        <w:t>Layer</w:t>
       </w:r>
       <w:r>
         <w:rPr>
           <w:lang w:val="ru-RU" w:eastAsia="ru-RU"/>
         </w:rPr>
+        <w:t xml:space="preserve">, а также четыре уровня: </w:t>
+      </w:r>
+      <w:r>
+        <w:rPr>
+          <w:lang w:eastAsia="ru-RU"/>
+        </w:rPr>
+        <w:t>Domain</w:t>
       </w:r>
       <w:r>
         <w:rPr>
           <w:lang w:val="ru-RU" w:eastAsia="ru-RU"/>
         </w:rPr>
-        <w:fldChar w:fldCharType="separate"/>
-      </w:r>
-      <w:r>
-        <w:t>Fig</w:t>
-      </w:r>
-      <w:r>
-        <w:rPr>
-          <w:lang w:val="ru-RU"/>
-        </w:rPr>
-        <w:t xml:space="preserve">. </w:t>
-      </w:r>
-      <w:r>
-        <w:rPr>
-          <w:noProof/>
-          <w:lang w:val="ru-RU"/>
-        </w:rPr>
-        <w:t>3</w:t>
+        <w:t xml:space="preserve"> </w:t>
+      </w:r>
+      <w:r>
+        <w:rPr>
+          <w:lang w:eastAsia="ru-RU"/>
+        </w:rPr>
+        <w:t>Model</w:t>
       </w:r>
       <w:r>
         <w:rPr>
           <w:lang w:val="ru-RU" w:eastAsia="ru-RU"/>
         </w:rPr>
-        <w:fldChar w:fldCharType="end"/>
+        <w:t xml:space="preserve">, </w:t>
+      </w:r>
+      <w:r>
+        <w:rPr>
+          <w:lang w:eastAsia="ru-RU"/>
+        </w:rPr>
+        <w:t>Domain</w:t>
       </w:r>
       <w:r>
         <w:rPr>
           <w:lang w:val="ru-RU" w:eastAsia="ru-RU"/>
         </w:rPr>
-        <w:t xml:space="preserve">. Выделено три слоя: </w:t>
+        <w:t xml:space="preserve"> </w:t>
       </w:r>
       <w:r>
         <w:rPr>
           <w:lang w:eastAsia="ru-RU"/>
         </w:rPr>
-        <w:t>Domain</w:t>
+        <w:t>Services</w:t>
       </w:r>
       <w:r>
         <w:rPr>
           <w:lang w:val="ru-RU" w:eastAsia="ru-RU"/>
         </w:rPr>
+        <w:t xml:space="preserve">, </w:t>
+      </w:r>
+      <w:r>
+        <w:rPr>
+          <w:lang w:eastAsia="ru-RU"/>
+        </w:rPr>
+        <w:t>Application</w:t>
+      </w:r>
+      <w:r>
+        <w:rPr>
+          <w:lang w:val="ru-RU" w:eastAsia="ru-RU"/>
+        </w:rPr>
         <w:t xml:space="preserve"> </w:t>
       </w:r>
       <w:r>
         <w:rPr>
           <w:lang w:eastAsia="ru-RU"/>
         </w:rPr>
-        <w:t>Layer</w:t>
+        <w:t>Services</w:t>
       </w:r>
       <w:r>
         <w:rPr>
           <w:lang w:val="ru-RU" w:eastAsia="ru-RU"/>
         </w:rPr>
-        <w:t xml:space="preserve">, </w:t>
-      </w:r>
-      <w:r>
-        <w:rPr>
-          <w:lang w:eastAsia="ru-RU"/>
-        </w:rPr>
-        <w:t>Application</w:t>
-      </w:r>
-      <w:r>
-        <w:rPr>
-          <w:lang w:val="ru-RU" w:eastAsia="ru-RU"/>
-        </w:rPr>
-        <w:t xml:space="preserve"> </w:t>
-      </w:r>
-      <w:r>
-        <w:rPr>
-          <w:lang w:eastAsia="ru-RU"/>
-        </w:rPr>
-        <w:t>Core</w:t>
-      </w:r>
-      <w:r>
-        <w:rPr>
-          <w:lang w:val="ru-RU" w:eastAsia="ru-RU"/>
-        </w:rPr>
-        <w:t xml:space="preserve"> </w:t>
-      </w:r>
-      <w:r>
-        <w:rPr>
-          <w:lang w:eastAsia="ru-RU"/>
-        </w:rPr>
-        <w:t>Layer</w:t>
-      </w:r>
-      <w:r>
-        <w:rPr>
-          <w:lang w:val="ru-RU" w:eastAsia="ru-RU"/>
-        </w:rPr>
-        <w:t xml:space="preserve">, </w:t>
-      </w:r>
-      <w:r>
-        <w:rPr>
-          <w:lang w:eastAsia="ru-RU"/>
-        </w:rPr>
-        <w:t>Application</w:t>
-      </w:r>
-      <w:r>
-        <w:rPr>
-          <w:lang w:val="ru-RU" w:eastAsia="ru-RU"/>
-        </w:rPr>
-        <w:t xml:space="preserve"> </w:t>
-      </w:r>
-      <w:r>
-        <w:rPr>
-          <w:lang w:eastAsia="ru-RU"/>
-        </w:rPr>
-        <w:t>Layer</w:t>
-      </w:r>
-      <w:r>
-        <w:rPr>
-          <w:lang w:val="ru-RU" w:eastAsia="ru-RU"/>
-        </w:rPr>
-        <w:t xml:space="preserve">, </w:t>
-      </w:r>
-      <w:r>
-        <w:rPr>
-          <w:lang w:val="ru-RU" w:eastAsia="ru-RU"/>
-        </w:rPr>
-        <w:t xml:space="preserve">а также четыре уровня: </w:t>
-      </w:r>
-      <w:r>
-        <w:rPr>
-          <w:lang w:eastAsia="ru-RU"/>
-        </w:rPr>
-        <w:t>Domain</w:t>
-      </w:r>
-      <w:r>
-        <w:rPr>
-          <w:lang w:val="ru-RU" w:eastAsia="ru-RU"/>
-        </w:rPr>
-        <w:t xml:space="preserve"> </w:t>
-      </w:r>
-      <w:r>
-        <w:rPr>
-          <w:lang w:eastAsia="ru-RU"/>
-        </w:rPr>
-        <w:t>Model</w:t>
-      </w:r>
-      <w:r>
-        <w:rPr>
-          <w:lang w:val="ru-RU" w:eastAsia="ru-RU"/>
-        </w:rPr>
-        <w:t xml:space="preserve">, </w:t>
-      </w:r>
-      <w:r>
-        <w:rPr>
-          <w:lang w:eastAsia="ru-RU"/>
-        </w:rPr>
-        <w:t>Domain</w:t>
-      </w:r>
-      <w:r>
-        <w:rPr>
-          <w:lang w:val="ru-RU" w:eastAsia="ru-RU"/>
-        </w:rPr>
-        <w:t xml:space="preserve"> </w:t>
-      </w:r>
-      <w:r>
-        <w:rPr>
-          <w:lang w:eastAsia="ru-RU"/>
-        </w:rPr>
-        <w:t>Services</w:t>
-      </w:r>
-      <w:r>
-        <w:rPr>
-          <w:lang w:val="ru-RU" w:eastAsia="ru-RU"/>
-        </w:rPr>
-        <w:t xml:space="preserve">, </w:t>
-      </w:r>
-      <w:r>
-        <w:rPr>
-          <w:lang w:eastAsia="ru-RU"/>
-        </w:rPr>
-        <w:t>Application</w:t>
-      </w:r>
-      <w:r>
-        <w:rPr>
-          <w:lang w:val="ru-RU" w:eastAsia="ru-RU"/>
-        </w:rPr>
-        <w:t xml:space="preserve"> </w:t>
-      </w:r>
-      <w:r>
-        <w:rPr>
-          <w:lang w:eastAsia="ru-RU"/>
-        </w:rPr>
-        <w:t>Services</w:t>
-      </w:r>
-      <w:r>
-        <w:rPr>
-          <w:lang w:val="ru-RU" w:eastAsia="ru-RU"/>
-        </w:rPr>
-        <w:t xml:space="preserve"> </w:t>
-      </w:r>
-      <w:r>
-        <w:rPr>
-          <w:lang w:val="ru-RU" w:eastAsia="ru-RU"/>
-        </w:rPr>
-        <w:t>и внешний уровень, представляющий собой композицию</w:t>
-      </w:r>
-      <w:r>
-        <w:rPr>
-          <w:lang w:val="ru-RU" w:eastAsia="ru-RU"/>
-        </w:rPr>
-        <w:t xml:space="preserve"> </w:t>
-      </w:r>
-      <w:r>
-        <w:rPr>
-          <w:lang w:val="ru-RU" w:eastAsia="ru-RU"/>
-        </w:rPr>
-        <w:t xml:space="preserve">– </w:t>
+        <w:t xml:space="preserve"> и внешний уровень, представляющий собой композицию – </w:t>
       </w:r>
       <w:r>
         <w:rPr>
@@ -2060,13 +1669,7 @@
         <w:rPr>
           <w:lang w:val="ru-RU"/>
         </w:rPr>
-        <w:t>Особенностью каждого слоя</w:t>
-      </w:r>
-      <w:r>
-        <w:rPr>
-          <w:lang w:val="ru-RU"/>
-        </w:rPr>
-        <w:t xml:space="preserve"> является то, что его внешний уровень – это уровень сервисов: </w:t>
+        <w:t xml:space="preserve">Особенностью каждого слоя является то, что его внешний уровень – это уровень сервисов: </w:t>
       </w:r>
       <w:r>
         <w:rPr>
@@ -2114,19 +1717,7 @@
         <w:rPr>
           <w:lang w:val="ru-RU"/>
         </w:rPr>
-        <w:t>,</w:t>
-      </w:r>
-      <w:r>
-        <w:rPr>
-          <w:lang w:val="ru-RU"/>
-        </w:rPr>
-        <w:t xml:space="preserve"> инфраструктурный уровень</w:t>
-      </w:r>
-      <w:r>
-        <w:rPr>
-          <w:lang w:val="ru-RU"/>
-        </w:rPr>
-        <w:t xml:space="preserve"> слоя </w:t>
+        <w:t xml:space="preserve">, инфраструктурный уровень слоя </w:t>
       </w:r>
       <w:r>
         <w:rPr>
@@ -2165,19 +1756,7 @@
         <w:rPr>
           <w:lang w:val="ru-RU"/>
         </w:rPr>
-        <w:t>Внутренний уровень слоя –это вложенный нижележащий слой</w:t>
-      </w:r>
-      <w:r>
-        <w:rPr>
-          <w:lang w:val="ru-RU"/>
-        </w:rPr>
-        <w:t>, либо нижний слой нижнего уровня</w:t>
-      </w:r>
-      <w:r>
-        <w:rPr>
-          <w:lang w:val="ru-RU"/>
-        </w:rPr>
-        <w:t xml:space="preserve"> –   </w:t>
+        <w:t xml:space="preserve">Внутренний уровень слоя –это вложенный нижележащий слой, либо нижний слой нижнего уровня –   </w:t>
       </w:r>
       <w:r>
         <w:rPr>
@@ -2259,9 +1838,196 @@
           <w:iCs w:val="0"/>
           <w:color w:val="C00000"/>
         </w:rPr>
-        <w:t>Особенно</w:t>
-      </w:r>
-      <w:r>
+        <w:t xml:space="preserve">Особенно важно отметить композиционные роли слоев:</w:t>
+      </w:r>
+    </w:p>
+    <w:p>
+      <w:pPr>
+        <w:pStyle w:val="22"/>
+      </w:pPr>
+      <w:r>
+        <w:rPr>
+          <w:lang w:val="en-US"/>
+        </w:rPr>
+        <w:t>Domain Layer</w:t>
+      </w:r>
+      <w:r>
+        <w:t xml:space="preserve"> – слой </w:t>
+      </w:r>
+      <w:r>
+        <w:rPr>
+          <w:b/>
+        </w:rPr>
+        <w:t>абстракций</w:t>
+      </w:r>
+      <w:r>
+        <w:t>;</w:t>
+      </w:r>
+    </w:p>
+    <w:p>
+      <w:pPr>
+        <w:pStyle w:val="22"/>
+        <w:rPr>
+          <w:lang w:val="fr-FR"/>
+        </w:rPr>
+      </w:pPr>
+      <w:r>
+        <w:rPr>
+          <w:lang w:val="fr-FR"/>
+        </w:rPr>
+        <w:t xml:space="preserve">Application </w:t>
+      </w:r>
+      <w:r>
+        <w:t>и</w:t>
+      </w:r>
+      <w:r>
+        <w:rPr>
+          <w:lang w:val="fr-FR"/>
+        </w:rPr>
+        <w:t xml:space="preserve"> Application Core – </w:t>
+      </w:r>
+      <w:r>
+        <w:t>слои</w:t>
+      </w:r>
+      <w:r>
+        <w:rPr>
+          <w:lang w:val="fr-FR"/>
+        </w:rPr>
+        <w:t xml:space="preserve"> </w:t>
+      </w:r>
+      <w:r>
+        <w:rPr>
+          <w:b/>
+        </w:rPr>
+        <w:t>реализаций</w:t>
+      </w:r>
+      <w:r>
+        <w:rPr>
+          <w:lang w:val="fr-FR"/>
+        </w:rPr>
+        <w:t>.</w:t>
+      </w:r>
+    </w:p>
+    <w:p>
+      <w:pPr>
+        <w:pStyle w:val="20"/>
+        <w:rPr>
+          <w:noProof/>
+          <w:lang w:eastAsia="ru-RU"/>
+        </w:rPr>
+      </w:pPr>
+      <w:r>
+        <w:rPr>
+          <w:noProof/>
+          <w:lang w:eastAsia="ru-RU"/>
+        </w:rPr>
+        <w:t>Фундаментальная цель Onion-архитектуры</w:t>
+      </w:r>
+    </w:p>
+    <w:p>
+      <w:pPr>
+        <w:pStyle w:val="a2"/>
+        <w:rPr>
+          <w:noProof/>
+          <w:lang w:val="ru-RU" w:eastAsia="ru-RU"/>
+        </w:rPr>
+      </w:pPr>
+      <w:r>
+        <w:rPr>
+          <w:noProof/>
+          <w:lang w:val="ru-RU" w:eastAsia="ru-RU"/>
+        </w:rPr>
+        <w:t xml:space="preserve">Фундаментальной целью данного концепта является повышение типобезопасности кода приложения, достигаемая ограничениями:</w:t>
+      </w:r>
+    </w:p>
+    <w:p>
+      <w:pPr>
+        <w:pStyle w:val="a9"/>
+      </w:pPr>
+      <w:r>
+        <w:t>направления зависимостей;</w:t>
+      </w:r>
+    </w:p>
+    <w:p>
+      <w:pPr>
+        <w:pStyle w:val="a9"/>
+      </w:pPr>
+      <w:r>
+        <w:t>направления прямого доступа объектов;</w:t>
+      </w:r>
+    </w:p>
+    <w:p>
+      <w:pPr>
+        <w:pStyle w:val="a9"/>
+      </w:pPr>
+      <w:r>
+        <w:t xml:space="preserve">персонального доступа разработчиков к Layer/Level при рефакторинге.</w:t>
+      </w:r>
+    </w:p>
+    <w:p>
+      <w:pPr>
+        <w:pStyle w:val="a2"/>
+        <w:rPr>
+          <w:lang w:val="ru-RU" w:eastAsia="ru-RU"/>
+        </w:rPr>
+      </w:pPr>
+      <w:r>
+        <w:rPr>
+          <w:lang w:val="ru-RU" w:eastAsia="ru-RU"/>
+        </w:rPr>
+        <w:t xml:space="preserve">Другой целью такого подхода к архитектуре стала очистка кода компонентов за счет переноса базисных определений в нижние слои приложения.</w:t>
+      </w:r>
+    </w:p>
+    <w:p>
+      <w:pPr>
+        <w:pStyle w:val="a2"/>
+        <w:rPr>
+          <w:noProof/>
+          <w:lang w:val="ru-RU" w:eastAsia="ru-RU"/>
+        </w:rPr>
+      </w:pPr>
+      <w:r>
+        <w:rPr>
+          <w:noProof/>
+          <w:lang w:val="ru-RU" w:eastAsia="ru-RU"/>
+        </w:rPr>
+        <w:t xml:space="preserve">Тем не менее, следует признать, что применение канонической </w:t>
+      </w:r>
+      <w:r>
+        <w:rPr>
+          <w:noProof/>
+          <w:lang w:eastAsia="ru-RU"/>
+        </w:rPr>
+        <w:t>onion</w:t>
+      </w:r>
+      <w:r>
+        <w:rPr>
+          <w:noProof/>
+          <w:lang w:val="ru-RU" w:eastAsia="ru-RU"/>
+        </w:rPr>
+        <w:t>-архитектуры не в полной мере реализует эти цели:</w:t>
+      </w:r>
+    </w:p>
+    <w:p>
+      <w:pPr>
+        <w:pStyle w:val="a9"/>
+      </w:pPr>
+      <w:r>
+        <w:t>ограничение зависимостей и прямого доступа объектов не является строгим – ограничивается только направление, но не дальность.</w:t>
+      </w:r>
+    </w:p>
+    <w:p>
+      <w:pPr>
+        <w:pStyle w:val="a9"/>
+        <w:spacing w:after="240"/>
+      </w:pPr>
+      <w:r>
+        <w:t>практически не существует компонентов фундаментального характера, т.е. таких, которые не могут быть изменены при любом рефакторинге.</w:t>
+      </w:r>
+    </w:p>
+    <w:p>
+      <w:pPr>
+        <w:pStyle w:val="22"/>
         <w:rPr>
           <w:rStyle w:val="af0"/>
           <w:b w:val="0"/>
@@ -2269,8 +2035,7 @@
           <w:iCs w:val="0"/>
           <w:color w:val="C00000"/>
         </w:rPr>
-        <w:t xml:space="preserve"> важно отметить</w:t>
-      </w:r>
+      </w:pPr>
       <w:r>
         <w:rPr>
           <w:rStyle w:val="af0"/>
@@ -2279,409 +2044,33 @@
           <w:iCs w:val="0"/>
           <w:color w:val="C00000"/>
         </w:rPr>
-        <w:t xml:space="preserve"> композиционные роли слоев:</w:t>
+        <w:t xml:space="preserve">Разнообразие вариаций архитектуры, не полностью реализованные цели требуют более строгого доопределения модели, как минимум в рамках приложения, семейства приложений или экосистемы.</w:t>
       </w:r>
     </w:p>
     <w:p>
       <w:pPr>
-        <w:pStyle w:val="22"/>
-      </w:pPr>
-      <w:r>
-        <w:rPr>
-          <w:lang w:val="en-US"/>
-        </w:rPr>
-        <w:t>Domain Layer</w:t>
-      </w:r>
-      <w:r>
-        <w:t xml:space="preserve"> – слой </w:t>
-      </w:r>
-      <w:r>
-        <w:rPr>
-          <w:b/>
-        </w:rPr>
-        <w:t>абстракций</w:t>
-      </w:r>
-      <w:r>
-        <w:t>;</w:t>
-      </w:r>
-    </w:p>
-    <w:p>
-      <w:pPr>
-        <w:pStyle w:val="22"/>
-        <w:rPr>
-          <w:lang w:val="fr-FR"/>
-        </w:rPr>
-      </w:pPr>
-      <w:r>
-        <w:rPr>
-          <w:lang w:val="fr-FR"/>
-        </w:rPr>
-        <w:t xml:space="preserve">Application </w:t>
-      </w:r>
-      <w:r>
-        <w:t>и</w:t>
-      </w:r>
-      <w:r>
-        <w:rPr>
-          <w:lang w:val="fr-FR"/>
-        </w:rPr>
-        <w:t xml:space="preserve"> Application Core</w:t>
-      </w:r>
-      <w:r>
-        <w:rPr>
-          <w:lang w:val="fr-FR"/>
-        </w:rPr>
-        <w:t xml:space="preserve"> – </w:t>
-      </w:r>
-      <w:r>
-        <w:t>слои</w:t>
-      </w:r>
-      <w:r>
-        <w:rPr>
-          <w:lang w:val="fr-FR"/>
+        <w:pStyle w:val="1"/>
+        <w:rPr>
+          <w:lang w:val="ru-RU"/>
+        </w:rPr>
+      </w:pPr>
+      <w:r>
+        <w:t>ONION</w:t>
+      </w:r>
+      <w:r>
+        <w:rPr>
+          <w:lang w:val="ru-RU"/>
         </w:rPr>
         <w:t xml:space="preserve"> </w:t>
       </w:r>
       <w:r>
-        <w:rPr>
-          <w:b/>
-        </w:rPr>
-        <w:t>реализаций</w:t>
-      </w:r>
-      <w:r>
-        <w:rPr>
-          <w:lang w:val="fr-FR"/>
-        </w:rPr>
-        <w:t>.</w:t>
-      </w:r>
-    </w:p>
-    <w:p>
-      <w:pPr>
-        <w:pStyle w:val="20"/>
-        <w:rPr>
-          <w:noProof/>
-          <w:lang w:eastAsia="ru-RU"/>
-        </w:rPr>
-      </w:pPr>
-      <w:r>
-        <w:rPr>
-          <w:noProof/>
-          <w:lang w:eastAsia="ru-RU"/>
-        </w:rPr>
-        <w:t>Фундаментальная цель Onion-архитектуры</w:t>
-      </w:r>
-    </w:p>
-    <w:p>
-      <w:pPr>
-        <w:pStyle w:val="a2"/>
-        <w:rPr>
-          <w:noProof/>
-          <w:lang w:val="ru-RU" w:eastAsia="ru-RU"/>
-        </w:rPr>
-      </w:pPr>
-      <w:r>
-        <w:rPr>
-          <w:noProof/>
-          <w:lang w:val="ru-RU" w:eastAsia="ru-RU"/>
-        </w:rPr>
-        <w:t>Фундаментальной целью данного концепта является</w:t>
-      </w:r>
-      <w:r>
-        <w:rPr>
-          <w:noProof/>
-          <w:lang w:val="ru-RU" w:eastAsia="ru-RU"/>
-        </w:rPr>
-        <w:t xml:space="preserve"> повышение типобезопасности кода</w:t>
-      </w:r>
-      <w:r>
-        <w:rPr>
-          <w:noProof/>
-          <w:lang w:val="ru-RU" w:eastAsia="ru-RU"/>
-        </w:rPr>
-        <w:t xml:space="preserve"> приложения</w:t>
-      </w:r>
-      <w:r>
-        <w:rPr>
-          <w:noProof/>
-          <w:lang w:val="ru-RU" w:eastAsia="ru-RU"/>
-        </w:rPr>
-        <w:t>, достигаемая ограничениями:</w:t>
-      </w:r>
-    </w:p>
-    <w:p>
-      <w:pPr>
-        <w:pStyle w:val="a9"/>
-      </w:pPr>
-      <w:r>
-        <w:t>направления зависимостей;</w:t>
-      </w:r>
-    </w:p>
-    <w:p>
-      <w:pPr>
-        <w:pStyle w:val="a9"/>
-      </w:pPr>
-      <w:r>
-        <w:t>направления прямого доступа объектов;</w:t>
-      </w:r>
-    </w:p>
-    <w:p>
-      <w:pPr>
-        <w:pStyle w:val="a9"/>
-      </w:pPr>
-      <w:r>
-        <w:t xml:space="preserve">персонального </w:t>
-      </w:r>
-      <w:r>
-        <w:t xml:space="preserve">доступа разработчиков к </w:t>
-      </w:r>
-      <w:r>
-        <w:t>Layer</w:t>
-      </w:r>
-      <w:r>
-        <w:t>/</w:t>
-      </w:r>
-      <w:r>
-        <w:t>Level</w:t>
-      </w:r>
-      <w:r>
-        <w:t xml:space="preserve"> при рефакторинге.</w:t>
-      </w:r>
-    </w:p>
-    <w:p>
-      <w:pPr>
-        <w:pStyle w:val="a2"/>
-        <w:rPr>
-          <w:lang w:val="ru-RU" w:eastAsia="ru-RU"/>
-        </w:rPr>
-      </w:pPr>
-      <w:r>
-        <w:rPr>
-          <w:lang w:val="ru-RU" w:eastAsia="ru-RU"/>
-        </w:rPr>
-        <w:t>Другой целью</w:t>
-      </w:r>
-      <w:r>
-        <w:rPr>
-          <w:lang w:val="ru-RU" w:eastAsia="ru-RU"/>
-        </w:rPr>
-        <w:t xml:space="preserve"> такого подхода</w:t>
-      </w:r>
-      <w:r>
-        <w:rPr>
-          <w:lang w:val="ru-RU" w:eastAsia="ru-RU"/>
-        </w:rPr>
-        <w:t xml:space="preserve"> к архитектуре</w:t>
-      </w:r>
-      <w:r>
-        <w:rPr>
-          <w:lang w:val="ru-RU" w:eastAsia="ru-RU"/>
-        </w:rPr>
-        <w:t xml:space="preserve"> стала очистка кода </w:t>
-      </w:r>
-      <w:r>
-        <w:rPr>
-          <w:lang w:val="ru-RU" w:eastAsia="ru-RU"/>
-        </w:rPr>
-        <w:t>компонентов</w:t>
-      </w:r>
-      <w:r>
-        <w:rPr>
-          <w:lang w:val="ru-RU" w:eastAsia="ru-RU"/>
-        </w:rPr>
-        <w:t xml:space="preserve"> за счет переноса базисных </w:t>
-      </w:r>
-      <w:r>
-        <w:rPr>
-          <w:lang w:val="ru-RU" w:eastAsia="ru-RU"/>
-        </w:rPr>
-        <w:t>определений</w:t>
-      </w:r>
-      <w:r>
-        <w:rPr>
-          <w:lang w:val="ru-RU" w:eastAsia="ru-RU"/>
-        </w:rPr>
-        <w:t xml:space="preserve"> в нижние слои приложения.</w:t>
-      </w:r>
-    </w:p>
-    <w:p>
-      <w:pPr>
-        <w:pStyle w:val="a2"/>
-        <w:rPr>
-          <w:noProof/>
-          <w:lang w:val="ru-RU" w:eastAsia="ru-RU"/>
-        </w:rPr>
-      </w:pPr>
-      <w:r>
-        <w:rPr>
-          <w:noProof/>
-          <w:lang w:val="ru-RU" w:eastAsia="ru-RU"/>
-        </w:rPr>
-        <w:t>Тем не менее</w:t>
-      </w:r>
-      <w:r>
-        <w:rPr>
-          <w:noProof/>
-          <w:lang w:val="ru-RU" w:eastAsia="ru-RU"/>
-        </w:rPr>
-        <w:t xml:space="preserve">, следует признать, что </w:t>
-      </w:r>
-      <w:r>
-        <w:rPr>
-          <w:noProof/>
-          <w:lang w:val="ru-RU" w:eastAsia="ru-RU"/>
-        </w:rPr>
-        <w:t xml:space="preserve">применение </w:t>
-      </w:r>
-      <w:r>
-        <w:rPr>
-          <w:noProof/>
-          <w:lang w:val="ru-RU" w:eastAsia="ru-RU"/>
-        </w:rPr>
-        <w:t>каноническ</w:t>
-      </w:r>
-      <w:r>
-        <w:rPr>
-          <w:noProof/>
-          <w:lang w:val="ru-RU" w:eastAsia="ru-RU"/>
-        </w:rPr>
-        <w:t>ой</w:t>
-      </w:r>
-      <w:r>
-        <w:rPr>
-          <w:noProof/>
-          <w:lang w:val="ru-RU" w:eastAsia="ru-RU"/>
-        </w:rPr>
-        <w:t xml:space="preserve"> </w:t>
-      </w:r>
-      <w:r>
-        <w:rPr>
-          <w:noProof/>
-          <w:lang w:eastAsia="ru-RU"/>
-        </w:rPr>
-        <w:t>onion</w:t>
-      </w:r>
-      <w:r>
-        <w:rPr>
-          <w:noProof/>
-          <w:lang w:val="ru-RU" w:eastAsia="ru-RU"/>
-        </w:rPr>
-        <w:t>-</w:t>
-      </w:r>
-      <w:r>
-        <w:rPr>
-          <w:noProof/>
-          <w:lang w:val="ru-RU" w:eastAsia="ru-RU"/>
-        </w:rPr>
-        <w:t>архитектуры не в полной мере реализует эти цели:</w:t>
-      </w:r>
-    </w:p>
-    <w:p>
-      <w:pPr>
-        <w:pStyle w:val="a9"/>
-      </w:pPr>
-      <w:r>
-        <w:t>ограничение зависимостей и прямого доступа объектов не является строгим – ограничивается только направление, но не дальность.</w:t>
-      </w:r>
-    </w:p>
-    <w:p>
-      <w:pPr>
-        <w:pStyle w:val="a9"/>
-        <w:spacing w:after="240"/>
-      </w:pPr>
-      <w:r>
-        <w:t>практически не существует компонентов фундаментального характера, т.е. таких, которые не могут быть изменены при любом рефакторинге.</w:t>
-      </w:r>
-    </w:p>
-    <w:p>
-      <w:pPr>
-        <w:pStyle w:val="22"/>
-        <w:rPr>
-          <w:rStyle w:val="af0"/>
-          <w:b w:val="0"/>
-          <w:i/>
-          <w:iCs w:val="0"/>
-          <w:color w:val="C00000"/>
-        </w:rPr>
-      </w:pPr>
-      <w:r>
-        <w:rPr>
-          <w:rStyle w:val="af0"/>
-          <w:b w:val="0"/>
-          <w:i/>
-          <w:iCs w:val="0"/>
-          <w:color w:val="C00000"/>
-        </w:rPr>
-        <w:t>Р</w:t>
-      </w:r>
-      <w:r>
-        <w:rPr>
-          <w:rStyle w:val="af0"/>
-          <w:b w:val="0"/>
-          <w:i/>
-          <w:iCs w:val="0"/>
-          <w:color w:val="C00000"/>
-        </w:rPr>
-        <w:t xml:space="preserve">азнообразие </w:t>
-      </w:r>
-      <w:r>
-        <w:rPr>
-          <w:rStyle w:val="af0"/>
-          <w:b w:val="0"/>
-          <w:i/>
-          <w:iCs w:val="0"/>
-          <w:color w:val="C00000"/>
-        </w:rPr>
-        <w:t>вариаций архитектуры, не полностью реализованные цели требуют более строгого доопределения модели, как минимум в рамках приложения, семейства приложений или экосистемы.</w:t>
-      </w:r>
-    </w:p>
-    <w:p>
-      <w:pPr>
-        <w:pStyle w:val="1"/>
-        <w:rPr>
-          <w:lang w:val="ru-RU"/>
-        </w:rPr>
-      </w:pPr>
-      <w:r>
-        <w:t>ONION</w:t>
-      </w:r>
-      <w:r>
-        <w:rPr>
-          <w:lang w:val="ru-RU"/>
-        </w:rPr>
-        <w:t xml:space="preserve"> </w:t>
-      </w:r>
-      <w:r>
         <w:t>ENHANCED</w:t>
       </w:r>
       <w:r>
         <w:rPr>
           <w:lang w:val="ru-RU"/>
         </w:rPr>
-        <w:t xml:space="preserve">: </w:t>
-      </w:r>
-      <w:r>
-        <w:rPr>
-          <w:lang w:val="ru-RU"/>
-        </w:rPr>
-        <w:t>доопределение</w:t>
-      </w:r>
-      <w:r>
-        <w:rPr>
-          <w:lang w:val="ru-RU"/>
-        </w:rPr>
-        <w:t xml:space="preserve"> </w:t>
-      </w:r>
-      <w:r>
-        <w:rPr>
-          <w:lang w:val="ru-RU"/>
-        </w:rPr>
-        <w:t>канонической</w:t>
-      </w:r>
-      <w:r>
-        <w:rPr>
-          <w:lang w:val="ru-RU"/>
-        </w:rPr>
-        <w:t xml:space="preserve"> </w:t>
+        <w:t xml:space="preserve">: доопределение канонической </w:t>
       </w:r>
       <w:r>
         <w:t>Onion</w:t>
@@ -2829,14 +2218,7 @@
                                 <w:noProof/>
                                 <w:lang w:val="ru-RU"/>
                               </w:rPr>
-                              <w:t xml:space="preserve">. </w:t>
-                            </w:r>
-                            <w:r>
-                              <w:rPr>
-                                <w:noProof/>
-                                <w:lang w:val="ru-RU"/>
-                              </w:rPr>
-                              <w:t xml:space="preserve">Строго определенная базовая </w:t>
+                              <w:t xml:space="preserve">. Строго определенная базовая </w:t>
                             </w:r>
                             <w:r>
                               <w:rPr>
@@ -2874,7 +2256,7 @@
           </mc:Choice>
           <mc:Fallback>
             <w:pict>
-              <v:shape id="Надпись 3" o:spid="_x0000_s1027" type="#_x0000_t202" style="position:absolute;left:0;text-align:left;margin-left:175.55pt;margin-top:238.15pt;width:226.75pt;height:39.4pt;z-index:251660288;visibility:visible;mso-wrap-style:square;mso-width-percent:0;mso-height-percent:0;mso-wrap-distance-left:9pt;mso-wrap-distance-top:0;mso-wrap-distance-right:9pt;mso-wrap-distance-bottom:0;mso-position-horizontal:right;mso-position-horizontal-relative:margin;mso-position-vertical:absolute;mso-position-vertical-relative:text;mso-width-percent:0;mso-height-percent:0;mso-width-relative:margin;mso-height-relative:margin;v-text-anchor:top" o:gfxdata="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" o:allowoverlap="f" stroked="f">
+              <v:shape id="Надпись 3" o:spid="_x0000_s1027" type="#_x0000_t202" style="position:absolute;left:0;text-align:left;margin-left:175.55pt;margin-top:238.15pt;width:226.75pt;height:39.4pt;z-index:251660288;visibility:visible;mso-wrap-style:square;mso-width-percent:0;mso-height-percent:0;mso-wrap-distance-left:9pt;mso-wrap-distance-top:0;mso-wrap-distance-right:9pt;mso-wrap-distance-bottom:0;mso-position-horizontal:right;mso-position-horizontal-relative:margin;mso-position-vertical:absolute;mso-position-vertical-relative:text;mso-width-percent:0;mso-height-percent:0;mso-width-relative:margin;mso-height-relative:margin;v-text-anchor:top" o:gfxdata="UEsDBBQABgAIAAAAIQC2gziS/gAAAOEBAAATAAAAW0NvbnRlbnRfVHlwZXNdLnhtbJSRQU7DMBBF 90jcwfIWJU67QAgl6YK0S0CoHGBkTxKLZGx5TGhvj5O2G0SRWNoz/78nu9wcxkFMGNg6quQqL6RA 0s5Y6ir5vt9lD1JwBDIwOMJKHpHlpr69KfdHjyxSmriSfYz+USnWPY7AufNIadK6MEJMx9ApD/oD OlTrorhX2lFEilmcO2RdNtjC5xDF9pCuTyYBB5bi6bQ4syoJ3g9WQ0ymaiLzg5KdCXlKLjvcW893 SUOqXwnz5DrgnHtJTxOsQfEKIT7DmDSUCaxw7Rqn8787ZsmRM9e2VmPeBN4uqYvTtW7jvijg9N/y JsXecLq0q+WD6m8AAAD//wMAUEsDBBQABgAIAAAAIQA4/SH/1gAAAJQBAAALAAAAX3JlbHMvLnJl bHOkkMFqwzAMhu+DvYPRfXGawxijTi+j0GvpHsDYimMaW0Yy2fr2M4PBMnrbUb/Q94l/f/hMi1qR JVI2sOt6UJgd+ZiDgffL8ekFlFSbvV0oo4EbChzGx4f9GRdb25HMsYhqlCwG5lrLq9biZkxWOiqY 22YiTra2kYMu1l1tQD30/bPm3wwYN0x18gb45AdQl1tp5j/sFB2T0FQ7R0nTNEV3j6o9feQzro1i OWA14Fm+Q8a1a8+Bvu/d/dMb2JY5uiPbhG/ktn4cqGU/er3pcvwCAAD//wMAUEsDBBQABgAIAAAA IQAl+B/NTAIAAHsEAAAOAAAAZHJzL2Uyb0RvYy54bWysVMGO0zAQvSPxD5bvNGkXUBU1XZWuipCq 3ZW6aM+u4zSWHI+x3Sblxp1f4B84cODGL3T/iLGTdGHhhOjBHXvGM37vzWR22daKHIR1EnROx6OU EqE5FFLvcvr+bvViSonzTBdMgRY5PQpHL+fPn80ak4kJVKAKYQkm0S5rTE4r702WJI5XomZuBEZo dJZga+Zxa3dJYVmD2WuVTNL0ddKALYwFLpzD06vOSecxf1kK7m/K0glPVE7xbT6uNq7bsCbzGct2 lplK8v4Z7B9eUTOpseg51RXzjOyt/CNVLbkFB6UfcagTKEvJRcSAaMbpEzSbihkRsSA5zpxpcv8v Lb8+3Foii5xeUKJZjRKdvpy+nr6dfpy+P3x6+EwuAkeNcRmGbgwG+/YNtKj1cO7wMEBvS1uHfwRF 0I9sH88Mi9YTjoeT6TTFHyUcfa/S9CXamD55vG2s828F1CQYObWoYCSWHdbOd6FDSCjmQMliJZUK m+BYKksODNVuKulFn/y3KKVDrIZwq0vYnYjYLn2VALgDFizfbttI0hn0FoojcmGh6yhn+Epi9TVz /pZZbCHEiGPhb3ApFTQ5hd6ipAL78W/nIR6VRS8lDbZkTt2HPbOCEvVOo+ahfwfDDsZ2MPS+XgLi HuPAGR5NvGC9GszSQn2P07IIVdDFNMdaOfWDufTdYOC0cbFYxCDsUsP8Wm8MD6kHlu/ae2ZNr5FH da9haFaWPZGqi41imcXeI+9Rx8BrxyLqHzbY4bET+mkMI/TrPkY9fjPmPwEAAP//AwBQSwMEFAAG AAgAAAAhABfRTbPgAAAACAEAAA8AAABkcnMvZG93bnJldi54bWxMjzFPwzAUhHck/oP1kFgQdUri tAp5qaoKBlgqQhc2N3bjQPwcxU4b/j1mgvF0p7vvys1se3bWo+8cISwXCTBNjVMdtQiH9+f7NTAf JCnZO9II39rDprq+KmWh3IXe9LkOLYsl5AuJYEIYCs59Y7SVfuEGTdE7udHKEOXYcjXKSyy3PX9I kpxb2VFcMHLQO6Obr3qyCPvsY2/uptPT6zZLx5fDtMs/2xrx9mbePgILeg5/YfjFj+hQRaajm0h5 1iPEIwEhW+UpsGhnIhXAjghCiCXwquT/D1Q/AAAA//8DAFBLAQItABQABgAIAAAAIQC2gziS/gAA AOEBAAATAAAAAAAAAAAAAAAAAAAAAABbQ29udGVudF9UeXBlc10ueG1sUEsBAi0AFAAGAAgAAAAh ADj9If/WAAAAlAEAAAsAAAAAAAAAAAAAAAAALwEAAF9yZWxzLy5yZWxzUEsBAi0AFAAGAAgAAAAh ACX4H81MAgAAewQAAA4AAAAAAAAAAAAAAAAALgIAAGRycy9lMm9Eb2MueG1sUEsBAi0AFAAGAAgA AAAhABfRTbPgAAAACAEAAA8AAAAAAAAAAAAAAAAApgQAAGRycy9kb3ducmV2LnhtbFBLBQYAAAAA BAAEAPMAAACzBQAAAAA= " o:allowoverlap="f" stroked="f">
                 <v:textbox style="mso-fit-shape-to-text:t" inset="0,0,0,0">
                   <w:txbxContent>
                     <w:p>
@@ -2952,14 +2334,7 @@
                           <w:noProof/>
                           <w:lang w:val="ru-RU"/>
                         </w:rPr>
-                        <w:t xml:space="preserve">. </w:t>
-                      </w:r>
-                      <w:r>
-                        <w:rPr>
-                          <w:noProof/>
-                          <w:lang w:val="ru-RU"/>
-                        </w:rPr>
-                        <w:t xml:space="preserve">Строго определенная базовая </w:t>
+                        <w:t xml:space="preserve">. Строго определенная базовая </w:t>
                       </w:r>
                       <w:r>
                         <w:rPr>
@@ -2996,19 +2371,7 @@
         <w:rPr>
           <w:lang w:val="ru-RU"/>
         </w:rPr>
-        <w:t>-архитектуры, принят</w:t>
-      </w:r>
-      <w:r>
-        <w:rPr>
-          <w:lang w:val="ru-RU"/>
-        </w:rPr>
-        <w:t>ая</w:t>
-      </w:r>
-      <w:r>
-        <w:rPr>
-          <w:lang w:val="ru-RU"/>
-        </w:rPr>
-        <w:t xml:space="preserve"> в </w:t>
+        <w:t xml:space="preserve">-архитектуры, принятая в </w:t>
       </w:r>
       <w:r>
         <w:t>EntityNexus</w:t>
@@ -3017,37 +2380,7 @@
         <w:rPr>
           <w:lang w:val="ru-RU"/>
         </w:rPr>
-        <w:t xml:space="preserve">, </w:t>
-      </w:r>
-      <w:r>
-        <w:rPr>
-          <w:lang w:val="ru-RU"/>
-        </w:rPr>
-        <w:t>сформи</w:t>
-      </w:r>
-      <w:r>
-        <w:rPr>
-          <w:lang w:val="ru-RU"/>
-        </w:rPr>
-        <w:t>ровалась задолго до появления текущего проекта и является результатом серии более ранних экспериментальных разработок</w:t>
-      </w:r>
-      <w:r>
-        <w:rPr>
-          <w:lang w:val="ru-RU"/>
-        </w:rPr>
-        <w:t>, таких как COBRA и GESTTS</w:t>
-      </w:r>
-      <w:r>
-        <w:rPr>
-          <w:lang w:val="ru-RU"/>
-        </w:rPr>
-        <w:t>, а также</w:t>
-      </w:r>
-      <w:r>
-        <w:rPr>
-          <w:lang w:val="ru-RU"/>
-        </w:rPr>
-        <w:t xml:space="preserve"> архитектурных исследований.</w:t>
+        <w:t xml:space="preserve">, сформировалась задолго до появления текущего проекта и является результатом серии более ранних экспериментальных разработок, таких как COBRA и GESTTS, а также архитектурных исследований.</w:t>
       </w:r>
     </w:p>
     <w:p>
@@ -3061,41 +2394,9 @@
         <w:rPr>
           <w:lang w:val="ru-RU"/>
         </w:rPr>
-        <w:t>Основн</w:t>
-      </w:r>
-      <w:r>
-        <w:rPr>
-          <w:lang w:val="ru-RU"/>
-        </w:rPr>
-        <w:t xml:space="preserve">ые положения </w:t>
-      </w:r>
-      <w:r>
-        <w:rPr>
-          <w:lang w:val="ru-RU"/>
-        </w:rPr>
-        <w:t>концепта (</w:t>
-      </w:r>
-      <w:r>
-        <w:rPr>
-          <w:lang w:val="ru-RU"/>
-        </w:rPr>
+        <w:t xml:space="preserve">Основные положения концепта (</w:t>
         <w:fldChar w:fldCharType="begin"/>
-      </w:r>
-      <w:r>
-        <w:rPr>
-          <w:lang w:val="ru-RU"/>
-        </w:rPr>
         <w:instrText xml:space="preserve"> REF _Ref229355696 \h </w:instrText>
-      </w:r>
-      <w:r>
-        <w:rPr>
-          <w:lang w:val="ru-RU"/>
-        </w:rPr>
-      </w:r>
-      <w:r>
-        <w:rPr>
-          <w:lang w:val="ru-RU"/>
-        </w:rPr>
         <w:fldChar w:fldCharType="separate"/>
       </w:r>
       <w:r>
@@ -3119,18 +2420,7 @@
           <w:lang w:val="ru-RU"/>
         </w:rPr>
         <w:fldChar w:fldCharType="end"/>
-      </w:r>
-      <w:r>
-        <w:rPr>
-          <w:lang w:val="ru-RU"/>
-        </w:rPr>
-        <w:t xml:space="preserve">) заключаются </w:t>
-      </w:r>
-      <w:r>
-        <w:rPr>
-          <w:lang w:val="ru-RU"/>
-        </w:rPr>
-        <w:t>в следующем:</w:t>
+        <w:t xml:space="preserve">) заключаются в следующем:</w:t>
       </w:r>
     </w:p>
     <w:p>
@@ -3164,10 +2454,7 @@
         <w:t>Onion</w:t>
       </w:r>
       <w:r>
-        <w:t>-</w:t>
-      </w:r>
-      <w:r>
-        <w:t>архитектуры;</w:t>
+        <w:t>-архитектуры;</w:t>
       </w:r>
     </w:p>
     <w:p>
@@ -3184,69 +2471,155 @@
         <w:t>Onion</w:t>
       </w:r>
       <w:r>
+        <w:t xml:space="preserve"> дополняется </w:t>
+      </w:r>
+      <w:r>
+        <w:rPr>
+          <w:lang w:val="en-US"/>
+        </w:rPr>
+        <w:t>Kernel</w:t>
+      </w:r>
+      <w:r>
+        <w:t xml:space="preserve"> – внутренним слоем </w:t>
+      </w:r>
+      <w:r>
+        <w:rPr>
+          <w:lang w:val="en-US"/>
+        </w:rPr>
+        <w:t>Domain</w:t>
+      </w:r>
+      <w:r>
         <w:t xml:space="preserve"> </w:t>
       </w:r>
       <w:r>
-        <w:t xml:space="preserve">дополняется </w:t>
-      </w:r>
-      <w:r>
         <w:rPr>
           <w:lang w:val="en-US"/>
         </w:rPr>
-        <w:t>Kernel</w:t>
-      </w:r>
-      <w:r>
-        <w:t xml:space="preserve"> – внутренним слоем </w:t>
-      </w:r>
-      <w:r>
-        <w:rPr>
-          <w:lang w:val="en-US"/>
-        </w:rPr>
-        <w:t>Domain</w:t>
-      </w:r>
-      <w:r>
-        <w:t xml:space="preserve"> </w:t>
-      </w:r>
-      <w:r>
-        <w:rPr>
-          <w:lang w:val="en-US"/>
-        </w:rPr>
         <w:t>Model</w:t>
       </w:r>
       <w:r>
-        <w:t>, а по существу – ядром всего приложения</w:t>
-      </w:r>
-      <w:r>
-        <w:t>.</w:t>
+        <w:t>, а по существу – ядром всего приложения.</w:t>
       </w:r>
     </w:p>
     <w:p>
       <w:pPr>
-        <w:pStyle w:val="20"/>
-      </w:pPr>
-      <w:r>
-        <w:t xml:space="preserve">Особенности слоя </w:t>
-      </w:r>
-      <w:r>
-        <w:rPr>
-          <w:lang w:val="en-US"/>
-        </w:rPr>
-        <w:t>Kernel</w:t>
+        <w:pStyle w:val="a2"/>
+      </w:pPr>
+      <w:r>
+        <w:t xml:space="preserve">Слои вложены друг в друга следующим образом:</w:t>
       </w:r>
     </w:p>
     <w:p>
       <w:pPr>
+        <w:pStyle w:val="a"/>
+      </w:pPr>
+      <w:r>
+        <w:t xml:space="preserve">Application Layer &lt;- </w:t>
+      </w:r>
+      <w:r>
+        <w:rPr>
+          <w:color w:val="538135" w:themeColor="accent6" w:themeShade="BF"/>
+        </w:rPr>
+        <w:t xml:space="preserve">Infrastructure, UI, Tests </w:t>
+      </w:r>
+      <w:r>
+        <w:t>+ Application Core Layer;</w:t>
+      </w:r>
+    </w:p>
+    <w:p>
+      <w:pPr>
+        <w:pStyle w:val="a"/>
+      </w:pPr>
+      <w:r>
+        <w:t xml:space="preserve">Application Core Layer &lt;- </w:t>
+      </w:r>
+      <w:r>
+        <w:rPr>
+          <w:color w:val="538135" w:themeColor="accent6" w:themeShade="BF"/>
+        </w:rPr>
+        <w:t xml:space="preserve">Application Service Level </w:t>
+      </w:r>
+      <w:r>
+        <w:t>+ Domain Layer;</w:t>
+      </w:r>
+    </w:p>
+    <w:p>
+      <w:pPr>
+        <w:pStyle w:val="a"/>
+        <w:rPr>
+          <w:lang w:val="en-US"/>
+        </w:rPr>
+      </w:pPr>
+      <w:r>
+        <w:rPr>
+          <w:lang w:val="en-US"/>
+        </w:rPr>
+        <w:t xml:space="preserve">Domain Layer &lt;- </w:t>
+      </w:r>
+      <w:r>
+        <w:rPr>
+          <w:color w:val="538135" w:themeColor="accent6" w:themeShade="BF"/>
+          <w:lang w:val="en-US"/>
+        </w:rPr>
+        <w:t xml:space="preserve">Domain Service Level + Domain Model Level </w:t>
+      </w:r>
+      <w:r>
+        <w:rPr>
+          <w:lang w:val="en-US"/>
+        </w:rPr>
+        <w:t>+ Kernel Layer;</w:t>
+      </w:r>
+    </w:p>
+    <w:p>
+      <w:pPr>
+        <w:pStyle w:val="a"/>
+      </w:pPr>
+      <w:r>
+        <w:t xml:space="preserve">Kernel Layer </w:t>
+      </w:r>
+      <w:r>
+        <w:rPr>
+          <w:color w:val="C00000"/>
+        </w:rPr>
+        <w:t>as EntityNexus</w:t>
+      </w:r>
+      <w:r>
+        <w:t>.</w:t>
+      </w:r>
+    </w:p>
+    <w:p>
+      <w:pPr>
+        <w:pStyle w:val="20"/>
+      </w:pPr>
+      <w:r>
+        <w:t xml:space="preserve">Особенности слоя </w:t>
+      </w:r>
+      <w:r>
+        <w:rPr>
+          <w:lang w:val="en-US"/>
+        </w:rPr>
+        <w:t>Kernel</w:t>
+      </w:r>
+    </w:p>
+    <w:p>
+      <w:pPr>
         <w:pStyle w:val="a2"/>
         <w:rPr>
           <w:lang w:val="ru-RU"/>
         </w:rPr>
       </w:pPr>
       <w:bookmarkStart w:id="5" w:name="_GoBack"/>
-      <w:proofErr w:type="gramStart"/>
-      <w:r>
-        <w:t>vdsdvs</w:t>
-      </w:r>
-      <w:proofErr w:type="gramEnd"/>
+      <w:r>
+        <w:t>Kernel Layer не имеет внутреннего уровня.</w:t>
+      </w:r>
+    </w:p>
+    <w:p>
+      <w:pPr>
+        <w:pStyle w:val="a2"/>
+      </w:pPr>
+      <w:r>
+        <w:t xml:space="preserve">Нижние слои Domain Layer и Kernel Layer – слои абстракций.</w:t>
+      </w:r>
     </w:p>
     <w:bookmarkEnd w:id="5"/>
     <w:p>
@@ -3294,274 +2667,215 @@
         <w:rPr>
           <w:lang w:val="ru-RU"/>
         </w:rPr>
-        <w:t xml:space="preserve">Еще до </w:t>
-      </w:r>
-      <w:r>
-        <w:rPr>
-          <w:lang w:val="ru-RU"/>
-        </w:rPr>
+        <w:t xml:space="preserve">Еще до EntityNexus, в проектах </w:t>
+      </w:r>
+      <w:r>
+        <w:t>COBRA</w:t>
+      </w:r>
+      <w:r>
+        <w:rPr>
+          <w:lang w:val="ru-RU"/>
+        </w:rPr>
+        <w:t xml:space="preserve"> и </w:t>
+      </w:r>
+      <w:r>
+        <w:t>GESTTS</w:t>
+      </w:r>
+      <w:r>
+        <w:rPr>
+          <w:lang w:val="ru-RU"/>
+        </w:rPr>
+        <w:t xml:space="preserve"> в </w:t>
+      </w:r>
+      <w:r>
+        <w:t>Onion</w:t>
+      </w:r>
+      <w:r>
+        <w:rPr>
+          <w:lang w:val="ru-RU"/>
+        </w:rPr>
+        <w:t xml:space="preserve">-модель было введено понятие ядра архитектуры. Каноническая модель, как показано на </w:t>
+        <w:fldChar w:fldCharType="begin"/>
+        <w:instrText xml:space="preserve"> REF _Ref229295760 \h </w:instrText>
+        <w:fldChar w:fldCharType="separate"/>
+      </w:r>
+      <w:r>
+        <w:t>Fig</w:t>
+      </w:r>
+      <w:r>
+        <w:rPr>
+          <w:lang w:val="ru-RU"/>
+        </w:rPr>
+        <w:t xml:space="preserve">. </w:t>
+      </w:r>
+      <w:r>
+        <w:rPr>
+          <w:noProof/>
+          <w:lang w:val="ru-RU"/>
+        </w:rPr>
+        <w:t>1</w:t>
+      </w:r>
+      <w:r>
+        <w:rPr>
+          <w:lang w:val="ru-RU"/>
+        </w:rPr>
+        <w:fldChar w:fldCharType="end"/>
+        <w:t xml:space="preserve"> и </w:t>
+        <w:fldChar w:fldCharType="begin"/>
+        <w:instrText xml:space="preserve"> REF _Ref229299962 \h </w:instrText>
+        <w:fldChar w:fldCharType="separate"/>
+      </w:r>
+      <w:r>
+        <w:t>Fig</w:t>
+      </w:r>
+      <w:r>
+        <w:rPr>
+          <w:lang w:val="ru-RU"/>
+        </w:rPr>
+        <w:t xml:space="preserve">. </w:t>
+      </w:r>
+      <w:r>
+        <w:rPr>
+          <w:noProof/>
+          <w:lang w:val="ru-RU"/>
+        </w:rPr>
+        <w:t>2</w:t>
+      </w:r>
+      <w:r>
+        <w:rPr>
+          <w:lang w:val="ru-RU"/>
+        </w:rPr>
+        <w:fldChar w:fldCharType="end"/>
+        <w:t xml:space="preserve">, в качестве ядра рассматривает </w:t>
+      </w:r>
+      <w:r>
+        <w:t>Domain</w:t>
+      </w:r>
+      <w:r>
+        <w:rPr>
+          <w:lang w:val="ru-RU"/>
+        </w:rPr>
+        <w:t xml:space="preserve"> </w:t>
+      </w:r>
+      <w:r>
+        <w:t>Model</w:t>
+      </w:r>
+      <w:r>
+        <w:rPr>
+          <w:lang w:val="ru-RU"/>
+        </w:rPr>
+        <w:t xml:space="preserve"> </w:t>
+      </w:r>
+      <w:r>
+        <w:t>Level</w:t>
+      </w:r>
+      <w:r>
+        <w:rPr>
+          <w:lang w:val="ru-RU"/>
+        </w:rPr>
+        <w:t xml:space="preserve">. И здесь важно снова вспомнить основы стратификации </w:t>
+      </w:r>
+      <w:r>
+        <w:t>Onion</w:t>
+      </w:r>
+      <w:r>
+        <w:rPr>
+          <w:lang w:val="ru-RU"/>
+        </w:rPr>
+        <w:t xml:space="preserve"> концепта – </w:t>
+      </w:r>
+      <w:r>
+        <w:rPr>
+          <w:rStyle w:val="af1"/>
+        </w:rPr>
+        <w:t>внешние слои</w:t>
+      </w:r>
+      <w:r>
+        <w:rPr>
+          <w:lang w:val="ru-RU"/>
+        </w:rPr>
+        <w:t xml:space="preserve"> содержат </w:t>
+      </w:r>
+      <w:r>
+        <w:rPr>
+          <w:rStyle w:val="af0"/>
+        </w:rPr>
+        <w:t>реализации классов</w:t>
+      </w:r>
+      <w:r>
+        <w:rPr>
+          <w:lang w:val="ru-RU"/>
+        </w:rPr>
+        <w:t xml:space="preserve">, </w:t>
+      </w:r>
+      <w:r>
+        <w:rPr>
+          <w:rStyle w:val="af1"/>
+        </w:rPr>
+        <w:t>внутренние</w:t>
+      </w:r>
+      <w:r>
+        <w:rPr>
+          <w:lang w:val="ru-RU"/>
+        </w:rPr>
+        <w:t xml:space="preserve"> – </w:t>
+      </w:r>
+      <w:r>
+        <w:rPr>
+          <w:rStyle w:val="af0"/>
+        </w:rPr>
+        <w:t>абстракции</w:t>
+      </w:r>
+      <w:r>
+        <w:rPr>
+          <w:lang w:val="ru-RU"/>
+        </w:rPr>
+        <w:t xml:space="preserve">.  рассматривает </w:t>
+      </w:r>
+      <w:r>
+        <w:t>Kernel</w:t>
+      </w:r>
+      <w:r>
+        <w:rPr>
+          <w:lang w:val="ru-RU"/>
+        </w:rPr>
+        <w:t xml:space="preserve"> не как декоративный центр </w:t>
+      </w:r>
+      <w:r>
+        <w:t>Onion</w:t>
+      </w:r>
+      <w:r>
+        <w:rPr>
+          <w:lang w:val="ru-RU"/>
+        </w:rPr>
+        <w:t xml:space="preserve"> </w:t>
+      </w:r>
+      <w:r>
+        <w:t>Architecture</w:t>
+      </w:r>
+      <w:r>
+        <w:rPr>
+          <w:lang w:val="ru-RU"/>
+        </w:rPr>
+        <w:t xml:space="preserve">, не просто «самый внутренний слой» а как самостоятельную архитектурную категорию - минимальный семантический </w:t>
+      </w:r>
+      <w:r>
+        <w:t>locus</w:t>
+      </w:r>
+      <w:r>
+        <w:rPr>
+          <w:lang w:val="ru-RU"/>
+        </w:rPr>
+        <w:t xml:space="preserve"> домена. В </w:t>
+      </w:r>
+      <w:r>
         <w:t>EntityNexus</w:t>
       </w:r>
       <w:r>
         <w:rPr>
           <w:lang w:val="ru-RU"/>
         </w:rPr>
-        <w:t xml:space="preserve">, в проектах </w:t>
-      </w:r>
-      <w:r>
-        <w:t>COBRA</w:t>
-      </w:r>
-      <w:r>
-        <w:rPr>
-          <w:lang w:val="ru-RU"/>
-        </w:rPr>
-        <w:t xml:space="preserve"> </w:t>
-      </w:r>
-      <w:r>
-        <w:rPr>
-          <w:lang w:val="ru-RU"/>
-        </w:rPr>
-        <w:t xml:space="preserve">и </w:t>
-      </w:r>
-      <w:r>
-        <w:t>GESTTS</w:t>
-      </w:r>
-      <w:r>
-        <w:rPr>
-          <w:lang w:val="ru-RU"/>
-        </w:rPr>
-        <w:t xml:space="preserve"> </w:t>
-      </w:r>
-      <w:r>
-        <w:rPr>
-          <w:lang w:val="ru-RU"/>
-        </w:rPr>
-        <w:t xml:space="preserve">в </w:t>
-      </w:r>
-      <w:r>
-        <w:t>Onion</w:t>
-      </w:r>
-      <w:r>
-        <w:rPr>
-          <w:lang w:val="ru-RU"/>
-        </w:rPr>
-        <w:t>-</w:t>
-      </w:r>
-      <w:r>
-        <w:rPr>
-          <w:lang w:val="ru-RU"/>
-        </w:rPr>
-        <w:t xml:space="preserve">модель было введено понятие ядра архитектуры. Каноническая модель, как показано на </w:t>
-      </w:r>
-      <w:r>
-        <w:rPr>
-          <w:lang w:val="ru-RU"/>
-        </w:rPr>
-        <w:fldChar w:fldCharType="begin"/>
-      </w:r>
-      <w:r>
-        <w:rPr>
-          <w:lang w:val="ru-RU"/>
-        </w:rPr>
-        <w:instrText xml:space="preserve"> REF _Ref229295760 \h </w:instrText>
-      </w:r>
-      <w:r>
-        <w:rPr>
-          <w:lang w:val="ru-RU"/>
-        </w:rPr>
-      </w:r>
-      <w:r>
-        <w:rPr>
-          <w:lang w:val="ru-RU"/>
-        </w:rPr>
-        <w:fldChar w:fldCharType="separate"/>
-      </w:r>
-      <w:r>
-        <w:t>Fig</w:t>
-      </w:r>
-      <w:r>
-        <w:rPr>
-          <w:lang w:val="ru-RU"/>
-        </w:rPr>
-        <w:t xml:space="preserve">. </w:t>
-      </w:r>
-      <w:r>
-        <w:rPr>
-          <w:noProof/>
-          <w:lang w:val="ru-RU"/>
-        </w:rPr>
-        <w:t>1</w:t>
-      </w:r>
-      <w:r>
-        <w:rPr>
-          <w:lang w:val="ru-RU"/>
-        </w:rPr>
-        <w:fldChar w:fldCharType="end"/>
-      </w:r>
-      <w:r>
-        <w:rPr>
-          <w:lang w:val="ru-RU"/>
-        </w:rPr>
-        <w:t xml:space="preserve"> и </w:t>
-      </w:r>
-      <w:r>
-        <w:rPr>
-          <w:lang w:val="ru-RU"/>
-        </w:rPr>
-        <w:fldChar w:fldCharType="begin"/>
-      </w:r>
-      <w:r>
-        <w:rPr>
-          <w:lang w:val="ru-RU"/>
-        </w:rPr>
-        <w:instrText xml:space="preserve"> REF _Ref229299962 \h </w:instrText>
-      </w:r>
-      <w:r>
-        <w:rPr>
-          <w:lang w:val="ru-RU"/>
-        </w:rPr>
-      </w:r>
-      <w:r>
-        <w:rPr>
-          <w:lang w:val="ru-RU"/>
-        </w:rPr>
-        <w:fldChar w:fldCharType="separate"/>
-      </w:r>
-      <w:r>
-        <w:t>Fig</w:t>
-      </w:r>
-      <w:r>
-        <w:rPr>
-          <w:lang w:val="ru-RU"/>
-        </w:rPr>
-        <w:t xml:space="preserve">. </w:t>
-      </w:r>
-      <w:r>
-        <w:rPr>
-          <w:noProof/>
-          <w:lang w:val="ru-RU"/>
-        </w:rPr>
-        <w:t>2</w:t>
-      </w:r>
-      <w:r>
-        <w:rPr>
-          <w:lang w:val="ru-RU"/>
-        </w:rPr>
-        <w:fldChar w:fldCharType="end"/>
-      </w:r>
-      <w:r>
-        <w:rPr>
-          <w:lang w:val="ru-RU"/>
-        </w:rPr>
-        <w:t xml:space="preserve">, в качестве ядра рассматривает </w:t>
-      </w:r>
-      <w:r>
-        <w:t>Domain</w:t>
-      </w:r>
-      <w:r>
-        <w:rPr>
-          <w:lang w:val="ru-RU"/>
-        </w:rPr>
-        <w:t xml:space="preserve"> </w:t>
-      </w:r>
-      <w:r>
-        <w:t>Model</w:t>
-      </w:r>
-      <w:r>
-        <w:rPr>
-          <w:lang w:val="ru-RU"/>
-        </w:rPr>
-        <w:t xml:space="preserve"> </w:t>
-      </w:r>
-      <w:r>
-        <w:t>Level</w:t>
-      </w:r>
-      <w:r>
-        <w:rPr>
-          <w:lang w:val="ru-RU"/>
-        </w:rPr>
-        <w:t xml:space="preserve">. И здесь важно снова вспомнить основы стратификации </w:t>
-      </w:r>
-      <w:r>
-        <w:t>Onion</w:t>
-      </w:r>
-      <w:r>
-        <w:rPr>
-          <w:lang w:val="ru-RU"/>
-        </w:rPr>
-        <w:t xml:space="preserve"> </w:t>
-      </w:r>
-      <w:r>
-        <w:rPr>
-          <w:lang w:val="ru-RU"/>
-        </w:rPr>
-        <w:t>концепта</w:t>
-      </w:r>
-      <w:r>
-        <w:rPr>
-          <w:lang w:val="ru-RU"/>
-        </w:rPr>
-        <w:t xml:space="preserve"> – </w:t>
-      </w:r>
-      <w:r>
-        <w:rPr>
-          <w:rStyle w:val="af1"/>
-        </w:rPr>
-        <w:t>внешние слои</w:t>
-      </w:r>
-      <w:r>
-        <w:rPr>
-          <w:lang w:val="ru-RU"/>
-        </w:rPr>
-        <w:t xml:space="preserve"> содержат </w:t>
-      </w:r>
-      <w:r>
-        <w:rPr>
-          <w:rStyle w:val="af0"/>
-        </w:rPr>
-        <w:t>реализации классов</w:t>
-      </w:r>
-      <w:r>
-        <w:rPr>
-          <w:lang w:val="ru-RU"/>
-        </w:rPr>
-        <w:t xml:space="preserve">, </w:t>
-      </w:r>
-      <w:r>
-        <w:rPr>
-          <w:rStyle w:val="af1"/>
-        </w:rPr>
-        <w:t>внутренние</w:t>
-      </w:r>
-      <w:r>
-        <w:rPr>
-          <w:lang w:val="ru-RU"/>
-        </w:rPr>
-        <w:t xml:space="preserve"> – </w:t>
-      </w:r>
-      <w:r>
-        <w:rPr>
-          <w:rStyle w:val="af0"/>
-        </w:rPr>
-        <w:t>абстракции</w:t>
-      </w:r>
-      <w:r>
-        <w:rPr>
-          <w:lang w:val="ru-RU"/>
-        </w:rPr>
-        <w:t>.</w:t>
-      </w:r>
-      <w:r>
-        <w:rPr>
-          <w:lang w:val="ru-RU"/>
-        </w:rPr>
-        <w:t xml:space="preserve"> </w:t>
-      </w:r>
-      <w:r>
-        <w:rPr>
-          <w:lang w:val="ru-RU"/>
-        </w:rPr>
-        <w:t xml:space="preserve"> рассматривает </w:t>
+        <w:t xml:space="preserve"> именно </w:t>
       </w:r>
       <w:r>
         <w:t>Kernel</w:t>
@@ -3570,136 +2884,7 @@
         <w:rPr>
           <w:lang w:val="ru-RU"/>
         </w:rPr>
-        <w:t xml:space="preserve"> не как декоративный центр </w:t>
-      </w:r>
-      <w:r>
-        <w:t>Onion</w:t>
-      </w:r>
-      <w:r>
-        <w:rPr>
-          <w:lang w:val="ru-RU"/>
-        </w:rPr>
-        <w:t xml:space="preserve"> </w:t>
-      </w:r>
-      <w:r>
-        <w:t>Architecture</w:t>
-      </w:r>
-      <w:r>
-        <w:rPr>
-          <w:lang w:val="ru-RU"/>
-        </w:rPr>
-        <w:t>, не просто «самый внутренний слой» а как самостоятельную архитектурную катего</w:t>
-      </w:r>
-      <w:r>
-        <w:rPr>
-          <w:lang w:val="ru-RU"/>
-        </w:rPr>
-        <w:t xml:space="preserve">рию - </w:t>
-      </w:r>
-      <w:r>
-        <w:rPr>
-          <w:lang w:val="ru-RU"/>
-        </w:rPr>
-        <w:t xml:space="preserve">минимальный семантический </w:t>
-      </w:r>
-      <w:r>
-        <w:t>locus</w:t>
-      </w:r>
-      <w:r>
-        <w:rPr>
-          <w:lang w:val="ru-RU"/>
-        </w:rPr>
-        <w:t xml:space="preserve"> домена.</w:t>
-      </w:r>
-      <w:r>
-        <w:rPr>
-          <w:lang w:val="ru-RU"/>
-        </w:rPr>
-        <w:t xml:space="preserve"> В </w:t>
-      </w:r>
-      <w:r>
-        <w:t>EntityNexus</w:t>
-      </w:r>
-      <w:r>
-        <w:rPr>
-          <w:lang w:val="ru-RU"/>
-        </w:rPr>
-        <w:t xml:space="preserve"> </w:t>
-      </w:r>
-      <w:r>
-        <w:rPr>
-          <w:lang w:val="ru-RU"/>
-        </w:rPr>
-        <w:t>им</w:t>
-      </w:r>
-      <w:r>
-        <w:rPr>
-          <w:lang w:val="ru-RU"/>
-        </w:rPr>
-        <w:t xml:space="preserve">енно </w:t>
-      </w:r>
-      <w:r>
-        <w:t>Kernel</w:t>
-      </w:r>
-      <w:r>
-        <w:rPr>
-          <w:lang w:val="ru-RU"/>
-        </w:rPr>
-        <w:t xml:space="preserve"> определяет </w:t>
-      </w:r>
-      <w:r>
-        <w:rPr>
-          <w:lang w:val="ru-RU"/>
-        </w:rPr>
-        <w:t>допустимые абстракции,</w:t>
-      </w:r>
-      <w:r>
-        <w:rPr>
-          <w:lang w:val="ru-RU"/>
-        </w:rPr>
-        <w:t xml:space="preserve"> </w:t>
-      </w:r>
-      <w:r>
-        <w:rPr>
-          <w:lang w:val="ru-RU"/>
-        </w:rPr>
-        <w:t>границы смыслов,</w:t>
-      </w:r>
-      <w:r>
-        <w:rPr>
-          <w:lang w:val="ru-RU"/>
-        </w:rPr>
-        <w:t xml:space="preserve"> </w:t>
-      </w:r>
-      <w:r>
-        <w:rPr>
-          <w:lang w:val="ru-RU"/>
-        </w:rPr>
-        <w:t>язык домена,</w:t>
-      </w:r>
-      <w:r>
-        <w:rPr>
-          <w:lang w:val="ru-RU"/>
-        </w:rPr>
-        <w:t xml:space="preserve"> </w:t>
-      </w:r>
-      <w:r>
-        <w:rPr>
-          <w:lang w:val="ru-RU"/>
-        </w:rPr>
-        <w:t>правила идентичности сущностей,</w:t>
-      </w:r>
-      <w:r>
-        <w:rPr>
-          <w:lang w:val="ru-RU"/>
-        </w:rPr>
-        <w:t xml:space="preserve"> </w:t>
-      </w:r>
-      <w:r>
-        <w:rPr>
-          <w:lang w:val="ru-RU"/>
-        </w:rPr>
-        <w:t>способ формирования отношений.</w:t>
+        <w:t xml:space="preserve"> определяет допустимые абстракции, границы смыслов, язык домена, правила идентичности сущностей, способ формирования отношений.</w:t>
       </w:r>
     </w:p>
     <w:p>
@@ -3749,13 +2934,7 @@
         <w:rPr>
           <w:lang w:val="ru-RU"/>
         </w:rPr>
-        <w:t xml:space="preserve"> или ограничивается ею.</w:t>
-      </w:r>
-      <w:r>
-        <w:rPr>
-          <w:lang w:val="ru-RU"/>
-        </w:rPr>
-        <w:t xml:space="preserve"> </w:t>
+        <w:t xml:space="preserve"> или ограничивается ею. </w:t>
       </w:r>
       <w:r>
         <w:t>EntityNexus</w:t>
@@ -3764,31 +2943,7 @@
         <w:rPr>
           <w:lang w:val="ru-RU"/>
         </w:rPr>
-        <w:t xml:space="preserve"> пытается изменить сам вектор архитектуры:</w:t>
-      </w:r>
-      <w:r>
-        <w:rPr>
-          <w:lang w:val="ru-RU"/>
-        </w:rPr>
-        <w:t xml:space="preserve"> </w:t>
-      </w:r>
-      <w:r>
-        <w:rPr>
-          <w:lang w:val="ru-RU"/>
-        </w:rPr>
-        <w:t>не база данных определяет домен, а домен определяет возможность существования базы данных.</w:t>
-      </w:r>
-      <w:r>
-        <w:rPr>
-          <w:lang w:val="ru-RU"/>
-        </w:rPr>
-        <w:t xml:space="preserve"> </w:t>
-      </w:r>
-      <w:r>
-        <w:rPr>
-          <w:lang w:val="ru-RU"/>
-        </w:rPr>
-        <w:t xml:space="preserve">В этом смысле </w:t>
+        <w:t xml:space="preserve"> пытается изменить сам вектор архитектуры: не база данных определяет домен, а домен определяет возможность существования базы данных. В этом смысле </w:t>
       </w:r>
       <w:r>
         <w:t>EntityNexus</w:t>
@@ -3874,7 +3029,34 @@
         <w:rPr>
           <w:lang w:val="ru-RU"/>
         </w:rPr>
-        <w:t>.</w:t>
+        <w:t xml:space="preserve">. Именно поэтому </w:t>
+      </w:r>
+      <w:r>
+        <w:t>EntityNexus</w:t>
+      </w:r>
+      <w:r>
+        <w:rPr>
+          <w:lang w:val="ru-RU"/>
+        </w:rPr>
+        <w:t xml:space="preserve"> стремится </w:t>
+      </w:r>
+      <w:r>
+        <w:rPr>
+          <w:rStyle w:val="ab"/>
+        </w:rPr>
+        <w:t>минимизировать необходимость прямого описания инфраструктурных связей</w:t>
+      </w:r>
+      <w:r>
+        <w:rPr>
+          <w:lang w:val="ru-RU"/>
+        </w:rPr>
+        <w:t xml:space="preserve">: </w:t>
+      </w:r>
+      <w:r>
+        <w:rPr>
+          <w:lang w:val="fr-FR"/>
+        </w:rPr>
+        <w:t>Fluent</w:t>
       </w:r>
       <w:r>
         <w:rPr>
@@ -3884,30 +3066,21 @@
       </w:r>
       <w:r>
         <w:rPr>
-          <w:lang w:val="ru-RU"/>
-        </w:rPr>
-        <w:t xml:space="preserve">Именно поэтому </w:t>
-      </w:r>
-      <w:r>
-        <w:t>EntityNexus</w:t>
-      </w:r>
-      <w:r>
-        <w:rPr>
-          <w:lang w:val="ru-RU"/>
-        </w:rPr>
-        <w:t xml:space="preserve"> стремится </w:t>
-      </w:r>
-      <w:r>
-        <w:rPr>
-          <w:rStyle w:val="ab"/>
-        </w:rPr>
-        <w:t>минимизировать необходимость прямого описания инфраструктурных связей</w:t>
-      </w:r>
-      <w:r>
-        <w:rPr>
-          <w:lang w:val="ru-RU"/>
-        </w:rPr>
-        <w:t>:</w:t>
+          <w:lang w:val="fr-FR"/>
+        </w:rPr>
+        <w:t>API</w:t>
+      </w:r>
+      <w:r>
+        <w:rPr>
+          <w:lang w:val="ru-RU"/>
+        </w:rPr>
+        <w:t xml:space="preserve">, </w:t>
+      </w:r>
+      <w:r>
+        <w:rPr>
+          <w:lang w:val="fr-FR"/>
+        </w:rPr>
+        <w:t>explicit</w:t>
       </w:r>
       <w:r>
         <w:rPr>
@@ -3919,7 +3092,7 @@
         <w:rPr>
           <w:lang w:val="fr-FR"/>
         </w:rPr>
-        <w:t>Fluent</w:t>
+        <w:t>relation</w:t>
       </w:r>
       <w:r>
         <w:rPr>
@@ -3931,61 +3104,13 @@
         <w:rPr>
           <w:lang w:val="fr-FR"/>
         </w:rPr>
-        <w:t>API</w:t>
-      </w:r>
-      <w:r>
-        <w:rPr>
-          <w:lang w:val="ru-RU"/>
-        </w:rPr>
-        <w:t>,</w:t>
-      </w:r>
-      <w:r>
-        <w:rPr>
-          <w:lang w:val="ru-RU"/>
-        </w:rPr>
-        <w:t xml:space="preserve"> </w:t>
-      </w:r>
-      <w:r>
-        <w:rPr>
-          <w:lang w:val="fr-FR"/>
-        </w:rPr>
-        <w:t>explicit</w:t>
-      </w:r>
-      <w:r>
-        <w:rPr>
-          <w:lang w:val="ru-RU"/>
-        </w:rPr>
-        <w:t xml:space="preserve"> </w:t>
-      </w:r>
-      <w:r>
-        <w:rPr>
-          <w:lang w:val="fr-FR"/>
-        </w:rPr>
-        <w:t>relation</w:t>
-      </w:r>
-      <w:r>
-        <w:rPr>
-          <w:lang w:val="ru-RU"/>
-        </w:rPr>
-        <w:t xml:space="preserve"> </w:t>
-      </w:r>
-      <w:r>
-        <w:rPr>
-          <w:lang w:val="fr-FR"/>
-        </w:rPr>
         <w:t>configuration</w:t>
       </w:r>
       <w:r>
         <w:rPr>
           <w:lang w:val="ru-RU"/>
         </w:rPr>
-        <w:t>,</w:t>
-      </w:r>
-      <w:r>
-        <w:rPr>
-          <w:lang w:val="ru-RU"/>
-        </w:rPr>
-        <w:t xml:space="preserve"> </w:t>
+        <w:t xml:space="preserve">, </w:t>
       </w:r>
       <w:r>
         <w:rPr>
@@ -4072,25 +3197,7 @@
         <w:rPr>
           <w:lang w:val="ru-RU"/>
         </w:rPr>
-        <w:t xml:space="preserve"> должен описывать не структуру хранения, а намерение домена.</w:t>
-      </w:r>
-      <w:r>
-        <w:rPr>
-          <w:lang w:val="ru-RU"/>
-        </w:rPr>
-        <w:t xml:space="preserve"> </w:t>
-      </w:r>
-      <w:r>
-        <w:rPr>
-          <w:lang w:val="ru-RU"/>
-        </w:rPr>
-        <w:t>Если намерение выражено достаточно полно, структура может быть выведена из него автоматически.</w:t>
-      </w:r>
-      <w:r>
-        <w:rPr>
-          <w:lang w:val="ru-RU"/>
-        </w:rPr>
-        <w:t xml:space="preserve"> </w:t>
+        <w:t xml:space="preserve"> должен описывать не структуру хранения, а намерение домена. Если намерение выражено достаточно полно, структура может быть выведена из него автоматически. </w:t>
       </w:r>
       <w:r>
         <w:t>EntityNexus</w:t>
@@ -4185,13 +3292,7 @@
         <w:rPr>
           <w:lang w:val="ru-RU"/>
         </w:rPr>
-        <w:t>Из этого положения следую</w:t>
-      </w:r>
-      <w:r>
-        <w:rPr>
-          <w:lang w:val="ru-RU"/>
-        </w:rPr>
-        <w:t>т несколько важных последствий.</w:t>
+        <w:t>Из этого положения следуют несколько важных последствий.</w:t>
       </w:r>
     </w:p>
     <w:p>
@@ -4199,13 +3300,7 @@
         <w:pStyle w:val="a"/>
       </w:pPr>
       <w:r>
-        <w:t>Во-первых, инфраструктура перестает быть источником архитектурной истины.</w:t>
-      </w:r>
-      <w:r>
-        <w:t xml:space="preserve"> </w:t>
-      </w:r>
-      <w:r>
-        <w:t>Она становится механизмом интерпретации Domain Kernel.</w:t>
+        <w:t xml:space="preserve">Во-первых, инфраструктура перестает быть источником архитектурной истины. Она становится механизмом интерпретации Domain Kernel.</w:t>
       </w:r>
     </w:p>
     <w:p>
@@ -4213,19 +3308,7 @@
         <w:pStyle w:val="a"/>
       </w:pPr>
       <w:r>
-        <w:t>Во-вторых, абстракции получают приоритет над реализацией.</w:t>
-      </w:r>
-      <w:r>
-        <w:t xml:space="preserve"> </w:t>
-      </w:r>
-      <w:r>
-        <w:t>Не потому, что это соответствует SOLID или Clean</w:t>
-      </w:r>
-      <w:r>
-        <w:t xml:space="preserve"> </w:t>
-      </w:r>
-      <w:r>
-        <w:t>Architecture, а потому что абстракция в EntityNexus рассматривается как форма выражения доменного смысла.</w:t>
+        <w:t xml:space="preserve">Во-вторых, абстракции получают приоритет над реализацией. Не потому, что это соответствует SOLID или Clean Architecture, а потому что абстракция в EntityNexus рассматривается как форма выражения доменного смысла.</w:t>
       </w:r>
     </w:p>
     <w:p>
@@ -4233,19 +3316,7 @@
         <w:pStyle w:val="a"/>
       </w:pPr>
       <w:r>
-        <w:t>В-третьих, Onion</w:t>
-      </w:r>
-      <w:r>
-        <w:t xml:space="preserve"> </w:t>
-      </w:r>
-      <w:r>
-        <w:t>Architecture перестает быть просто схемой направленных зависимостей.</w:t>
-      </w:r>
-      <w:r>
-        <w:t xml:space="preserve"> </w:t>
-      </w:r>
-      <w:r>
-        <w:t>Она начинает интерпретироваться как карта семантической плотности домена.</w:t>
+        <w:t xml:space="preserve">В-третьих, Onion Architecture перестает быть просто схемой направленных зависимостей. Она начинает интерпретироваться как карта семантической плотности домена.</w:t>
       </w:r>
     </w:p>
     <w:p>
@@ -4268,49 +3339,7 @@
         <w:rPr>
           <w:lang w:val="ru-RU"/>
         </w:rPr>
-        <w:t xml:space="preserve">, </w:t>
-      </w:r>
-      <w:r>
-        <w:rPr>
-          <w:lang w:val="ru-RU"/>
-        </w:rPr>
-        <w:t>тем выше концентрация смысла,</w:t>
-      </w:r>
-      <w:r>
-        <w:rPr>
-          <w:lang w:val="ru-RU"/>
-        </w:rPr>
-        <w:t xml:space="preserve"> </w:t>
-      </w:r>
-      <w:r>
-        <w:rPr>
-          <w:lang w:val="ru-RU"/>
-        </w:rPr>
-        <w:t>тем меньше инфраструктурного шума,</w:t>
-      </w:r>
-      <w:r>
-        <w:rPr>
-          <w:lang w:val="ru-RU"/>
-        </w:rPr>
-        <w:t xml:space="preserve"> </w:t>
-      </w:r>
-      <w:r>
-        <w:rPr>
-          <w:lang w:val="ru-RU"/>
-        </w:rPr>
-        <w:t>тем ниже допустимость технических компромиссов.</w:t>
-      </w:r>
-      <w:r>
-        <w:rPr>
-          <w:lang w:val="ru-RU"/>
-        </w:rPr>
-        <w:t xml:space="preserve"> </w:t>
-      </w:r>
-      <w:r>
-        <w:rPr>
-          <w:lang w:val="ru-RU"/>
-        </w:rPr>
-        <w:t xml:space="preserve">В этом смысле </w:t>
+        <w:t xml:space="preserve">, тем выше концентрация смысла, тем меньше инфраструктурного шума, тем ниже допустимость технических компромиссов. В этом смысле </w:t>
       </w:r>
       <w:r>
         <w:t>EntityNexus</w:t>
@@ -4390,18 +3419,7 @@
         <w:rPr>
           <w:lang w:val="ru-RU"/>
         </w:rPr>
-        <w:t xml:space="preserve"> — это не центр зависимостей.</w:t>
-      </w:r>
-      <w:r>
-        <w:rPr>
-          <w:lang w:val="ru-RU"/>
-        </w:rPr>
-        <w:t xml:space="preserve"> </w:t>
-      </w:r>
-      <w:r>
-        <w:rPr>
-          <w:lang w:val="ru-RU"/>
-        </w:rPr>
+        <w:t xml:space="preserve"> — это не центр зависимостей. </w:t>
         <w:br/>
       </w:r>
       <w:r>
@@ -4411,19 +3429,7 @@
         <w:rPr>
           <w:lang w:val="ru-RU"/>
         </w:rPr>
-        <w:t xml:space="preserve"> —</w:t>
-      </w:r>
-      <w:r>
-        <w:rPr>
-          <w:lang w:val="ru-RU"/>
-        </w:rPr>
-        <w:t xml:space="preserve"> это центр </w:t>
-      </w:r>
-      <w:r>
-        <w:rPr>
-          <w:lang w:val="ru-RU"/>
-        </w:rPr>
-        <w:t>смысла.</w:t>
+        <w:t xml:space="preserve"> — это центр смысла.</w:t>
       </w:r>
     </w:p>
     <w:p>
@@ -4455,55 +3461,7 @@
         <w:rPr>
           <w:lang w:val="ru-RU"/>
         </w:rPr>
-        <w:t xml:space="preserve"> стремятся содержать:</w:t>
-      </w:r>
-      <w:r>
-        <w:rPr>
-          <w:lang w:val="ru-RU"/>
-        </w:rPr>
-        <w:t xml:space="preserve"> </w:t>
-      </w:r>
-      <w:r>
-        <w:rPr>
-          <w:lang w:val="ru-RU"/>
-        </w:rPr>
-        <w:t>минимальные базовые абстракции,</w:t>
-      </w:r>
-      <w:r>
-        <w:rPr>
-          <w:lang w:val="ru-RU"/>
-        </w:rPr>
-        <w:t xml:space="preserve"> </w:t>
-      </w:r>
-      <w:r>
-        <w:rPr>
-          <w:lang w:val="ru-RU"/>
-        </w:rPr>
-        <w:t>доменные контракты,</w:t>
-      </w:r>
-      <w:r>
-        <w:rPr>
-          <w:lang w:val="ru-RU"/>
-        </w:rPr>
-        <w:t xml:space="preserve"> </w:t>
-      </w:r>
-      <w:r>
-        <w:rPr>
-          <w:lang w:val="ru-RU"/>
-        </w:rPr>
-        <w:t>семантические определения,</w:t>
-      </w:r>
-      <w:r>
-        <w:rPr>
-          <w:lang w:val="ru-RU"/>
-        </w:rPr>
-        <w:t xml:space="preserve"> </w:t>
-      </w:r>
-      <w:r>
-        <w:rPr>
-          <w:lang w:val="ru-RU"/>
-        </w:rPr>
-        <w:t>типобезопасные механизмы идентичности и отношений.</w:t>
+        <w:t xml:space="preserve"> стремятся содержать: минимальные базовые абстракции, доменные контракты, семантические определения, типобезопасные механизмы идентичности и отношений.</w:t>
       </w:r>
     </w:p>
     <w:p>
@@ -4520,19 +3478,7 @@
         <w:rPr>
           <w:lang w:val="ru-RU"/>
         </w:rPr>
-        <w:t xml:space="preserve"> не должен зависеть от инфраструктуры.</w:t>
-      </w:r>
-      <w:r>
-        <w:rPr>
-          <w:lang w:val="ru-RU"/>
-        </w:rPr>
-        <w:t xml:space="preserve"> </w:t>
-      </w:r>
-      <w:r>
-        <w:rPr>
-          <w:lang w:val="ru-RU"/>
-        </w:rPr>
-        <w:t xml:space="preserve">Но инфраструктура должна уметь быть выведенной из </w:t>
+        <w:t xml:space="preserve"> не должен зависеть от инфраструктуры. Но инфраструктура должна уметь быть выведенной из </w:t>
       </w:r>
       <w:r>
         <w:t>Kernel</w:t>
